--- a/exercise/Task_01/Garden_Shop_Inventory_Dashboard_Proposal_pt.docx
+++ b/exercise/Task_01/Garden_Shop_Inventory_Dashboard_Proposal_pt.docx
@@ -37,17 +37,37 @@
       <w:pPr>
         <w:spacing w:after="240"/>
         <w:rPr>
-          <w:lang w:val="pt-BR"/>
-        </w:rPr>
-      </w:pPr>
-      <w:r>
-        <w:rPr>
           <w:color w:val="2E6B9E"/>
           <w:sz w:val="22"/>
           <w:lang w:val="pt-BR"/>
         </w:rPr>
+      </w:pPr>
+    </w:p>
+    <w:p>
+      <w:pPr>
+        <w:spacing w:after="240"/>
+        <w:rPr>
+          <w:color w:val="2E6B9E"/>
+          <w:sz w:val="22"/>
+          <w:lang w:val="pt-BR"/>
+        </w:rPr>
+      </w:pPr>
+      <w:r>
+        <w:rPr>
+          <w:color w:val="2E6B9E"/>
+          <w:sz w:val="22"/>
+          <w:lang w:val="pt-BR"/>
+        </w:rPr>
         <w:t>Inteligência operacional, análise da velocidade da demanda e estrutura de compras estratégicas para o comércio eletrônico da Garden Shop</w:t>
       </w:r>
+    </w:p>
+    <w:p>
+      <w:pPr>
+        <w:spacing w:after="240"/>
+        <w:rPr>
+          <w:lang w:val="pt-BR"/>
+        </w:rPr>
+      </w:pPr>
     </w:p>
     <w:tbl>
       <w:tblPr>
@@ -192,14 +212,7 @@
                 <w:sz w:val="16"/>
                 <w:lang w:val="pt-BR"/>
               </w:rPr>
-              <w:t xml:space="preserve">Garden Shop </w:t>
-            </w:r>
-            <w:r>
-              <w:rPr>
-                <w:sz w:val="16"/>
-                <w:lang w:val="pt-BR"/>
-              </w:rPr>
-              <w:t>(data/</w:t>
+              <w:t>Garden Shop (data/</w:t>
             </w:r>
             <w:proofErr w:type="spellStart"/>
             <w:r>
@@ -396,21 +409,29 @@
     </w:p>
     <w:p>
       <w:pPr>
-        <w:keepNext/>
-        <w:spacing w:before="320" w:after="100"/>
         <w:rPr>
           <w:lang w:val="pt-BR"/>
         </w:rPr>
       </w:pPr>
       <w:r>
         <w:rPr>
-          <w:b/>
-          <w:bCs/>
-          <w:color w:val="1B365D"/>
-          <w:sz w:val="28"/>
-          <w:szCs w:val="28"/>
-          <w:lang w:val="pt-BR"/>
-        </w:rPr>
+          <w:lang w:val="pt-BR"/>
+        </w:rPr>
+        <w:br w:type="page"/>
+      </w:r>
+    </w:p>
+    <w:p>
+      <w:pPr>
+        <w:pStyle w:val="Heading1"/>
+        <w:rPr>
+          <w:lang w:val="pt-BR"/>
+        </w:rPr>
+      </w:pPr>
+      <w:r>
+        <w:rPr>
+          <w:lang w:val="pt-BR"/>
+        </w:rPr>
+        <w:lastRenderedPageBreak/>
         <w:t>1. Resumo executivo e objetivo estratégico do negócio</w:t>
       </w:r>
     </w:p>
@@ -444,19 +465,13 @@
     </w:p>
     <w:p>
       <w:pPr>
-        <w:keepNext/>
-        <w:spacing w:before="240" w:after="60"/>
+        <w:pStyle w:val="Heading2"/>
         <w:rPr>
           <w:lang w:val="pt-BR"/>
         </w:rPr>
       </w:pPr>
       <w:r>
         <w:rPr>
-          <w:b/>
-          <w:bCs/>
-          <w:color w:val="2E6B9E"/>
-          <w:sz w:val="23"/>
-          <w:szCs w:val="23"/>
           <w:lang w:val="pt-BR"/>
         </w:rPr>
         <w:t>1.1 Missão central e proposta de valor</w:t>
@@ -570,19 +585,13 @@
     </w:p>
     <w:p>
       <w:pPr>
-        <w:keepNext/>
-        <w:spacing w:before="240" w:after="60"/>
+        <w:pStyle w:val="Heading2"/>
         <w:rPr>
           <w:lang w:val="pt-BR"/>
         </w:rPr>
       </w:pPr>
       <w:r>
         <w:rPr>
-          <w:b/>
-          <w:bCs/>
-          <w:color w:val="2E6B9E"/>
-          <w:sz w:val="23"/>
-          <w:szCs w:val="23"/>
           <w:lang w:val="pt-BR"/>
         </w:rPr>
         <w:t>1.2 Respostas diretas às principais questões da gestão</w:t>
@@ -878,16 +887,7 @@
                 <w:szCs w:val="16"/>
                 <w:lang w:val="pt-BR"/>
               </w:rPr>
-              <w:t xml:space="preserve"> 'Golden' (Plantas de interior). Nota: o </w:t>
-            </w:r>
-            <w:r>
-              <w:rPr>
-                <w:sz w:val="16"/>
-                <w:szCs w:val="16"/>
-                <w:lang w:val="pt-BR"/>
-              </w:rPr>
-              <w:lastRenderedPageBreak/>
-              <w:t xml:space="preserve">SKU descontinuado #24 (Bird </w:t>
+              <w:t xml:space="preserve"> 'Golden' (Plantas de interior). Nota: o SKU descontinuado #24 (Bird </w:t>
             </w:r>
             <w:proofErr w:type="spellStart"/>
             <w:r>
@@ -938,7 +938,6 @@
                 <w:szCs w:val="16"/>
                 <w:lang w:val="pt-BR"/>
               </w:rPr>
-              <w:lastRenderedPageBreak/>
               <w:t>Q2: Quais produtos estão sem estoque ou com estoque criticamente baixo?</w:t>
             </w:r>
           </w:p>
@@ -1815,6 +1814,9 @@
           <w:p>
             <w:pPr>
               <w:spacing w:before="20" w:after="20"/>
+              <w:rPr>
+                <w:lang w:val="pt-BR"/>
+              </w:rPr>
             </w:pPr>
             <w:r>
               <w:rPr>
@@ -1840,7 +1842,32 @@
                 <w:szCs w:val="16"/>
                 <w:lang w:val="pt-BR"/>
               </w:rPr>
-              <w:t xml:space="preserve"> ativos), com valor potencial de varejo de $10.321,25 (lucro bruto potencial total de $5.590,25; margem bruta de 54,16%). O estoque descontinuado corresponde a $32,00 a custo (4 unidades de Bird </w:t>
+              <w:t xml:space="preserve"> ativos), com valor potencial de varejo de $10.321,25 (lucro bruto potencial total de $5.590,25; margem bruta de 54,16%). O estoque descontinuado</w:t>
+            </w:r>
+            <w:r>
+              <w:rPr>
+                <w:sz w:val="16"/>
+                <w:szCs w:val="16"/>
+                <w:lang w:val="pt-BR"/>
+              </w:rPr>
+              <w:t>56</w:t>
+            </w:r>
+            <w:r>
+              <w:rPr>
+                <w:sz w:val="16"/>
+                <w:szCs w:val="16"/>
+                <w:lang w:val="pt-BR"/>
+              </w:rPr>
+              <w:t xml:space="preserve"> corresponde a $32,00 a custo </w:t>
+            </w:r>
+            <w:r>
+              <w:rPr>
+                <w:sz w:val="16"/>
+                <w:szCs w:val="16"/>
+                <w:lang w:val="pt-BR"/>
+              </w:rPr>
+              <w:lastRenderedPageBreak/>
+              <w:t xml:space="preserve">(4 unidades de Bird </w:t>
             </w:r>
             <w:proofErr w:type="spellStart"/>
             <w:r>
@@ -1891,6 +1918,7 @@
                 <w:szCs w:val="16"/>
                 <w:lang w:val="pt-BR"/>
               </w:rPr>
+              <w:lastRenderedPageBreak/>
               <w:t>Q6: Quais produtos exigem monitoramento prioritário da gestão?</w:t>
             </w:r>
           </w:p>
@@ -2807,21 +2835,29 @@
     </w:p>
     <w:p>
       <w:pPr>
-        <w:keepNext/>
-        <w:spacing w:before="320" w:after="100"/>
         <w:rPr>
           <w:lang w:val="pt-BR"/>
         </w:rPr>
       </w:pPr>
       <w:r>
         <w:rPr>
-          <w:b/>
-          <w:bCs/>
-          <w:color w:val="1B365D"/>
-          <w:sz w:val="28"/>
-          <w:szCs w:val="28"/>
-          <w:lang w:val="pt-BR"/>
-        </w:rPr>
+          <w:lang w:val="pt-BR"/>
+        </w:rPr>
+        <w:br w:type="page"/>
+      </w:r>
+    </w:p>
+    <w:p>
+      <w:pPr>
+        <w:pStyle w:val="Heading1"/>
+        <w:rPr>
+          <w:lang w:val="pt-BR"/>
+        </w:rPr>
+      </w:pPr>
+      <w:r>
+        <w:rPr>
+          <w:lang w:val="pt-BR"/>
+        </w:rPr>
+        <w:lastRenderedPageBreak/>
         <w:t>2. Análise exploratória empírica dos dados e auditoria de referência</w:t>
       </w:r>
     </w:p>
@@ -2855,19 +2891,13 @@
     </w:p>
     <w:p>
       <w:pPr>
-        <w:keepNext/>
-        <w:spacing w:before="240" w:after="60"/>
+        <w:pStyle w:val="Heading2"/>
         <w:rPr>
           <w:lang w:val="pt-BR"/>
         </w:rPr>
       </w:pPr>
       <w:r>
         <w:rPr>
-          <w:b/>
-          <w:bCs/>
-          <w:color w:val="2E6B9E"/>
-          <w:sz w:val="23"/>
-          <w:szCs w:val="23"/>
           <w:lang w:val="pt-BR"/>
         </w:rPr>
         <w:t>2.1 Referência de saúde do estoque e avaliação de capital</w:t>
@@ -2937,7 +2967,6 @@
                 <w:szCs w:val="16"/>
                 <w:lang w:val="pt-BR"/>
               </w:rPr>
-              <w:lastRenderedPageBreak/>
               <w:t>Categoria</w:t>
             </w:r>
           </w:p>
@@ -4941,11 +4970,6 @@
     <w:p>
       <w:pPr>
         <w:spacing w:after="80"/>
-      </w:pPr>
-    </w:p>
-    <w:p>
-      <w:pPr>
-        <w:jc w:val="center"/>
       </w:pPr>
     </w:p>
     <w:p>
@@ -5011,31 +5035,21 @@
     </w:p>
     <w:p>
       <w:pPr>
-        <w:keepNext/>
-        <w:spacing w:before="240" w:after="60"/>
+        <w:pStyle w:val="Heading2"/>
         <w:rPr>
           <w:lang w:val="pt-BR"/>
         </w:rPr>
       </w:pPr>
       <w:r>
         <w:rPr>
-          <w:b/>
-          <w:bCs/>
-          <w:color w:val="2E6B9E"/>
-          <w:sz w:val="23"/>
-          <w:szCs w:val="23"/>
-          <w:lang w:val="pt-BR"/>
-        </w:rPr>
+          <w:lang w:val="pt-BR"/>
+        </w:rPr>
+        <w:lastRenderedPageBreak/>
         <w:t xml:space="preserve">2.2 Diagnóstico aprofundado de reposição (os 5 </w:t>
       </w:r>
       <w:proofErr w:type="spellStart"/>
       <w:r>
         <w:rPr>
-          <w:b/>
-          <w:bCs/>
-          <w:color w:val="2E6B9E"/>
-          <w:sz w:val="23"/>
-          <w:szCs w:val="23"/>
           <w:lang w:val="pt-BR"/>
         </w:rPr>
         <w:t>SKUs</w:t>
@@ -5043,11 +5057,6 @@
       <w:proofErr w:type="spellEnd"/>
       <w:r>
         <w:rPr>
-          <w:b/>
-          <w:bCs/>
-          <w:color w:val="2E6B9E"/>
-          <w:sz w:val="23"/>
-          <w:szCs w:val="23"/>
           <w:lang w:val="pt-BR"/>
         </w:rPr>
         <w:t xml:space="preserve"> com estoque insuficiente)</w:t>
@@ -5522,7 +5531,6 @@
               <w:rPr>
                 <w:sz w:val="16"/>
               </w:rPr>
-              <w:lastRenderedPageBreak/>
               <w:t>#14</w:t>
             </w:r>
           </w:p>
@@ -7497,19 +7505,21 @@
     </w:p>
     <w:p>
       <w:pPr>
-        <w:keepNext/>
-        <w:spacing w:before="240" w:after="60"/>
+        <w:spacing w:after="60"/>
         <w:rPr>
           <w:lang w:val="pt-BR"/>
         </w:rPr>
       </w:pPr>
-      <w:r>
-        <w:rPr>
-          <w:b/>
-          <w:bCs/>
-          <w:color w:val="2E6B9E"/>
-          <w:sz w:val="23"/>
-          <w:szCs w:val="23"/>
+    </w:p>
+    <w:p>
+      <w:pPr>
+        <w:pStyle w:val="Heading2"/>
+        <w:rPr>
+          <w:lang w:val="pt-BR"/>
+        </w:rPr>
+      </w:pPr>
+      <w:r>
+        <w:rPr>
           <w:lang w:val="pt-BR"/>
         </w:rPr>
         <w:t>2.3 Velocidade da demanda de vendas e verificação dos pedidos em andamento</w:t>
@@ -7709,21 +7719,24 @@
     </w:p>
     <w:p>
       <w:pPr>
-        <w:keepNext/>
-        <w:spacing w:before="240" w:after="60"/>
+        <w:spacing w:after="80"/>
         <w:rPr>
           <w:lang w:val="pt-BR"/>
         </w:rPr>
       </w:pPr>
-      <w:r>
-        <w:rPr>
-          <w:b/>
-          <w:bCs/>
-          <w:color w:val="2E6B9E"/>
-          <w:sz w:val="23"/>
-          <w:szCs w:val="23"/>
-          <w:lang w:val="pt-BR"/>
-        </w:rPr>
+    </w:p>
+    <w:p>
+      <w:pPr>
+        <w:pStyle w:val="Heading2"/>
+        <w:rPr>
+          <w:lang w:val="pt-BR"/>
+        </w:rPr>
+      </w:pPr>
+      <w:r>
+        <w:rPr>
+          <w:lang w:val="pt-BR"/>
+        </w:rPr>
+        <w:lastRenderedPageBreak/>
         <w:t>2.4 Atendimento pelos fornecedores e exposição dos canais</w:t>
       </w:r>
     </w:p>
@@ -8473,7 +8486,6 @@
               <w:rPr>
                 <w:sz w:val="16"/>
               </w:rPr>
-              <w:lastRenderedPageBreak/>
               <w:t>Bloomfield Seeds</w:t>
             </w:r>
           </w:p>
@@ -9023,13 +9035,7 @@
               <w:rPr>
                 <w:sz w:val="16"/>
               </w:rPr>
-              <w:t xml:space="preserve"> (Fiddle-Leaf Fig, Monstera, ZZ</w:t>
-            </w:r>
-            <w:r>
-              <w:rPr>
-                <w:sz w:val="16"/>
-              </w:rPr>
-              <w:t xml:space="preserve"> etc.)</w:t>
+              <w:t xml:space="preserve"> (Fiddle-Leaf Fig, Monstera, ZZ etc.)</w:t>
             </w:r>
           </w:p>
         </w:tc>
@@ -9417,21 +9423,29 @@
     </w:p>
     <w:p>
       <w:pPr>
-        <w:keepNext/>
-        <w:spacing w:before="320" w:after="100"/>
         <w:rPr>
           <w:lang w:val="pt-BR"/>
         </w:rPr>
       </w:pPr>
       <w:r>
         <w:rPr>
-          <w:b/>
-          <w:bCs/>
-          <w:color w:val="1B365D"/>
-          <w:sz w:val="28"/>
-          <w:szCs w:val="28"/>
-          <w:lang w:val="pt-BR"/>
-        </w:rPr>
+          <w:lang w:val="pt-BR"/>
+        </w:rPr>
+        <w:br w:type="page"/>
+      </w:r>
+    </w:p>
+    <w:p>
+      <w:pPr>
+        <w:pStyle w:val="Heading1"/>
+        <w:rPr>
+          <w:lang w:val="pt-BR"/>
+        </w:rPr>
+      </w:pPr>
+      <w:r>
+        <w:rPr>
+          <w:lang w:val="pt-BR"/>
+        </w:rPr>
+        <w:lastRenderedPageBreak/>
         <w:t>3. Geração de ideias com IA, avaliação crítica e análise de compensações</w:t>
       </w:r>
     </w:p>
@@ -9451,19 +9465,13 @@
     </w:p>
     <w:p>
       <w:pPr>
-        <w:keepNext/>
-        <w:spacing w:before="240" w:after="60"/>
+        <w:pStyle w:val="Heading2"/>
         <w:rPr>
           <w:lang w:val="pt-BR"/>
         </w:rPr>
       </w:pPr>
       <w:r>
         <w:rPr>
-          <w:b/>
-          <w:bCs/>
-          <w:color w:val="2E6B9E"/>
-          <w:sz w:val="23"/>
-          <w:szCs w:val="23"/>
           <w:lang w:val="pt-BR"/>
         </w:rPr>
         <w:t>3.1 Matriz de avaliação das sugestões da IA</w:t>
@@ -9649,7 +9657,6 @@
                 <w:szCs w:val="16"/>
                 <w:lang w:val="pt-BR"/>
               </w:rPr>
-              <w:lastRenderedPageBreak/>
               <w:t>Estoque de segurança dinâmico / ROP baseado no prazo de entrega</w:t>
             </w:r>
           </w:p>
@@ -10425,105 +10432,17 @@
     </w:p>
     <w:p>
       <w:pPr>
-        <w:keepNext/>
-        <w:spacing w:before="240" w:after="60"/>
+        <w:pStyle w:val="Heading2"/>
+        <w:rPr>
+          <w:lang w:val="pt-BR"/>
+        </w:rPr>
       </w:pPr>
       <w:r>
         <w:rPr>
-          <w:b/>
-          <w:bCs/>
-          <w:color w:val="2E6B9E"/>
-          <w:sz w:val="23"/>
-          <w:szCs w:val="23"/>
-          <w:lang w:val="en-CA"/>
-        </w:rPr>
-        <w:t xml:space="preserve">3.2 </w:t>
-      </w:r>
-      <w:proofErr w:type="spellStart"/>
-      <w:r>
-        <w:rPr>
-          <w:b/>
-          <w:bCs/>
-          <w:color w:val="2E6B9E"/>
-          <w:sz w:val="23"/>
-          <w:szCs w:val="23"/>
-          <w:lang w:val="en-CA"/>
-        </w:rPr>
-        <w:t>Justificativa</w:t>
-      </w:r>
-      <w:proofErr w:type="spellEnd"/>
-      <w:r>
-        <w:rPr>
-          <w:b/>
-          <w:bCs/>
-          <w:color w:val="2E6B9E"/>
-          <w:sz w:val="23"/>
-          <w:szCs w:val="23"/>
-          <w:lang w:val="en-CA"/>
-        </w:rPr>
-        <w:t xml:space="preserve"> </w:t>
-      </w:r>
-      <w:proofErr w:type="spellStart"/>
-      <w:r>
-        <w:rPr>
-          <w:b/>
-          <w:bCs/>
-          <w:color w:val="2E6B9E"/>
-          <w:sz w:val="23"/>
-          <w:szCs w:val="23"/>
-          <w:lang w:val="en-CA"/>
-        </w:rPr>
-        <w:t>aprofundada</w:t>
-      </w:r>
-      <w:proofErr w:type="spellEnd"/>
-      <w:r>
-        <w:rPr>
-          <w:b/>
-          <w:bCs/>
-          <w:color w:val="2E6B9E"/>
-          <w:sz w:val="23"/>
-          <w:szCs w:val="23"/>
-          <w:lang w:val="en-CA"/>
-        </w:rPr>
-        <w:t xml:space="preserve"> das </w:t>
-      </w:r>
-      <w:proofErr w:type="spellStart"/>
-      <w:r>
-        <w:rPr>
-          <w:b/>
-          <w:bCs/>
-          <w:color w:val="2E6B9E"/>
-          <w:sz w:val="23"/>
-          <w:szCs w:val="23"/>
-          <w:lang w:val="en-CA"/>
-        </w:rPr>
-        <w:t>propostas</w:t>
-      </w:r>
-      <w:proofErr w:type="spellEnd"/>
-      <w:r>
-        <w:rPr>
-          <w:b/>
-          <w:bCs/>
-          <w:color w:val="2E6B9E"/>
-          <w:sz w:val="23"/>
-          <w:szCs w:val="23"/>
-          <w:lang w:val="en-CA"/>
-        </w:rPr>
-        <w:t xml:space="preserve"> </w:t>
-      </w:r>
-      <w:proofErr w:type="spellStart"/>
-      <w:r>
-        <w:rPr>
-          <w:b/>
-          <w:bCs/>
-          <w:color w:val="2E6B9E"/>
-          <w:sz w:val="23"/>
-          <w:szCs w:val="23"/>
-          <w:lang w:val="en-CA"/>
-        </w:rPr>
-        <w:t>rejeitadas</w:t>
-      </w:r>
-      <w:proofErr w:type="spellEnd"/>
+          <w:lang w:val="pt-BR"/>
+        </w:rPr>
+        <w:t>3.2 Justificativa aprofundada das propostas rejeitadas</w:t>
+      </w:r>
     </w:p>
     <w:p>
       <w:pPr>
@@ -10604,7 +10523,14 @@
         <w:rPr>
           <w:lang w:val="pt-BR"/>
         </w:rPr>
-        <w:t>Por que os modelos preditivos de séries temporais foram rejeitados: 24 transações de clientes ao longo de 152 dias representam uma escassez extrema de dados. Modelos de aprendizado de máquina exigem centenas de observações sazonais regulares para separar o sinal do ruído. Aplicar algoritmos de previsão neste caso produziria linhas de tendência arbitrárias disfarçadas de IA avançada.</w:t>
+        <w:t xml:space="preserve">Por que os modelos preditivos de séries temporais foram rejeitados: 24 transações de clientes ao longo de 152 dias representam uma escassez extrema de dados. Modelos </w:t>
+      </w:r>
+      <w:r>
+        <w:rPr>
+          <w:lang w:val="pt-BR"/>
+        </w:rPr>
+        <w:lastRenderedPageBreak/>
+        <w:t>de aprendizado de máquina exigem centenas de observações sazonais regulares para separar o sinal do ruído. Aplicar algoritmos de previsão neste caso produziria linhas de tendência arbitrárias disfarçadas de IA avançada.</w:t>
       </w:r>
     </w:p>
     <w:p>
@@ -10640,19 +10566,39 @@
     </w:p>
     <w:p>
       <w:pPr>
-        <w:keepNext/>
-        <w:spacing w:before="320" w:after="100"/>
+        <w:pStyle w:val="ListBullet"/>
+        <w:numPr>
+          <w:ilvl w:val="0"/>
+          <w:numId w:val="0"/>
+        </w:numPr>
+        <w:ind w:left="360" w:hanging="360"/>
         <w:rPr>
           <w:lang w:val="pt-BR"/>
         </w:rPr>
       </w:pPr>
-      <w:r>
-        <w:rPr>
-          <w:b/>
-          <w:bCs/>
-          <w:color w:val="1B365D"/>
-          <w:sz w:val="28"/>
-          <w:szCs w:val="28"/>
+    </w:p>
+    <w:p>
+      <w:pPr>
+        <w:rPr>
+          <w:lang w:val="pt-BR"/>
+        </w:rPr>
+      </w:pPr>
+      <w:r>
+        <w:rPr>
+          <w:lang w:val="pt-BR"/>
+        </w:rPr>
+        <w:br w:type="page"/>
+      </w:r>
+    </w:p>
+    <w:p>
+      <w:pPr>
+        <w:pStyle w:val="Heading1"/>
+        <w:rPr>
+          <w:lang w:val="pt-BR"/>
+        </w:rPr>
+      </w:pPr>
+      <w:r>
+        <w:rPr>
           <w:lang w:val="pt-BR"/>
         </w:rPr>
         <w:lastRenderedPageBreak/>
@@ -12789,21 +12735,29 @@
     </w:p>
     <w:p>
       <w:pPr>
-        <w:keepNext/>
-        <w:spacing w:before="320" w:after="100"/>
         <w:rPr>
           <w:lang w:val="pt-BR"/>
         </w:rPr>
       </w:pPr>
       <w:r>
         <w:rPr>
-          <w:b/>
-          <w:bCs/>
-          <w:color w:val="1B365D"/>
-          <w:sz w:val="28"/>
-          <w:szCs w:val="28"/>
-          <w:lang w:val="pt-BR"/>
-        </w:rPr>
+          <w:lang w:val="pt-BR"/>
+        </w:rPr>
+        <w:br w:type="page"/>
+      </w:r>
+    </w:p>
+    <w:p>
+      <w:pPr>
+        <w:pStyle w:val="Heading1"/>
+        <w:rPr>
+          <w:lang w:val="pt-BR"/>
+        </w:rPr>
+      </w:pPr>
+      <w:r>
+        <w:rPr>
+          <w:lang w:val="pt-BR"/>
+        </w:rPr>
+        <w:lastRenderedPageBreak/>
         <w:t>5. Layout visual do painel, interface do usuário e interações</w:t>
       </w:r>
     </w:p>
@@ -12823,67 +12777,16 @@
     </w:p>
     <w:p>
       <w:pPr>
-        <w:keepNext/>
-        <w:spacing w:before="240" w:after="60"/>
+        <w:pStyle w:val="Heading2"/>
+        <w:rPr>
+          <w:lang w:val="pt-BR"/>
+        </w:rPr>
       </w:pPr>
       <w:r>
         <w:rPr>
-          <w:b/>
-          <w:bCs/>
-          <w:color w:val="2E6B9E"/>
-          <w:sz w:val="23"/>
-          <w:szCs w:val="23"/>
-          <w:lang w:val="en-CA"/>
-        </w:rPr>
-        <w:t xml:space="preserve">5.1 </w:t>
-      </w:r>
-      <w:proofErr w:type="spellStart"/>
-      <w:r>
-        <w:rPr>
-          <w:b/>
-          <w:bCs/>
-          <w:color w:val="2E6B9E"/>
-          <w:sz w:val="23"/>
-          <w:szCs w:val="23"/>
-          <w:lang w:val="en-CA"/>
-        </w:rPr>
-        <w:t>Esquema</w:t>
-      </w:r>
-      <w:proofErr w:type="spellEnd"/>
-      <w:r>
-        <w:rPr>
-          <w:b/>
-          <w:bCs/>
-          <w:color w:val="2E6B9E"/>
-          <w:sz w:val="23"/>
-          <w:szCs w:val="23"/>
-          <w:lang w:val="en-CA"/>
-        </w:rPr>
-        <w:t xml:space="preserve"> </w:t>
-      </w:r>
-      <w:proofErr w:type="spellStart"/>
-      <w:r>
-        <w:rPr>
-          <w:b/>
-          <w:bCs/>
-          <w:color w:val="2E6B9E"/>
-          <w:sz w:val="23"/>
-          <w:szCs w:val="23"/>
-          <w:lang w:val="en-CA"/>
-        </w:rPr>
-        <w:t>conceitual</w:t>
-      </w:r>
-      <w:proofErr w:type="spellEnd"/>
-      <w:r>
-        <w:rPr>
-          <w:b/>
-          <w:bCs/>
-          <w:color w:val="2E6B9E"/>
-          <w:sz w:val="23"/>
-          <w:szCs w:val="23"/>
-          <w:lang w:val="en-CA"/>
-        </w:rPr>
-        <w:t xml:space="preserve"> da interface</w:t>
+          <w:lang w:val="pt-BR"/>
+        </w:rPr>
+        <w:t>5.1 Esquema conceitual da interface</w:t>
       </w:r>
     </w:p>
     <w:p>
@@ -12915,7 +12818,33 @@
           <w:lang w:val="pt-BR"/>
         </w:rPr>
         <w:br/>
-        <w:t>+----------------------------------------------------------------------------------------------------+</w:t>
+      </w:r>
+      <w:r>
+        <w:rPr>
+          <w:rFonts w:ascii="Consolas" w:hAnsi="Consolas"/>
+          <w:color w:val="1B365D"/>
+          <w:sz w:val="14"/>
+          <w:lang w:val="pt-BR"/>
+        </w:rPr>
+        <w:t>+-------------------------------------------------------------------------------------</w:t>
+      </w:r>
+      <w:r>
+        <w:rPr>
+          <w:rFonts w:ascii="Consolas" w:hAnsi="Consolas"/>
+          <w:color w:val="1B365D"/>
+          <w:sz w:val="14"/>
+          <w:lang w:val="pt-BR"/>
+        </w:rPr>
+        <w:t>-------</w:t>
+      </w:r>
+      <w:r>
+        <w:rPr>
+          <w:rFonts w:ascii="Consolas" w:hAnsi="Consolas"/>
+          <w:color w:val="1B365D"/>
+          <w:sz w:val="14"/>
+          <w:lang w:val="pt-BR"/>
+        </w:rPr>
+        <w:t>---------------+</w:t>
       </w:r>
       <w:r>
         <w:rPr>
@@ -12926,7 +12855,7 @@
           <w:lang w:val="pt-BR"/>
         </w:rPr>
         <w:br/>
-        <w:t>| GARDEN SHOP | MONITORAMENTO DE ESTOQUE E APOIO À DECISÃO DE REPOSIÇÃO             [Status: ATIVO]    |</w:t>
+        <w:t xml:space="preserve">| GARDEN SHOP | MONITORAMENTO DE ESTOQUE E APOIO À DECISÃO DE REPOSIÇÃO             [Status: ATIVO]    </w:t>
       </w:r>
       <w:r>
         <w:rPr>
@@ -12936,8 +12865,7 @@
           <w:szCs w:val="14"/>
           <w:lang w:val="pt-BR"/>
         </w:rPr>
-        <w:br/>
-        <w:t>+----------------------------------------------------------------------------------------------------+</w:t>
+        <w:t xml:space="preserve">     </w:t>
       </w:r>
       <w:r>
         <w:rPr>
@@ -12947,8 +12875,7 @@
           <w:szCs w:val="14"/>
           <w:lang w:val="pt-BR"/>
         </w:rPr>
-        <w:br/>
-        <w:t>| FILTROS: [Categoria: Todas (8)] [Fornecedor: Todos (6)] [Saúde: Todas] [Descontinuados: NÃO] [LIMPAR] |</w:t>
+        <w:t>|</w:t>
       </w:r>
       <w:r>
         <w:rPr>
@@ -12959,7 +12886,33 @@
           <w:lang w:val="pt-BR"/>
         </w:rPr>
         <w:br/>
-        <w:t>+----------------------------------------------------------------------------------------------------+</w:t>
+      </w:r>
+      <w:r>
+        <w:rPr>
+          <w:rFonts w:ascii="Consolas" w:hAnsi="Consolas"/>
+          <w:color w:val="1B365D"/>
+          <w:sz w:val="14"/>
+          <w:lang w:val="pt-BR"/>
+        </w:rPr>
+        <w:t>+-------------------------------------------------------------------------------------</w:t>
+      </w:r>
+      <w:r>
+        <w:rPr>
+          <w:rFonts w:ascii="Consolas" w:hAnsi="Consolas"/>
+          <w:color w:val="1B365D"/>
+          <w:sz w:val="14"/>
+          <w:lang w:val="pt-BR"/>
+        </w:rPr>
+        <w:t>-------</w:t>
+      </w:r>
+      <w:r>
+        <w:rPr>
+          <w:rFonts w:ascii="Consolas" w:hAnsi="Consolas"/>
+          <w:color w:val="1B365D"/>
+          <w:sz w:val="14"/>
+          <w:lang w:val="pt-BR"/>
+        </w:rPr>
+        <w:t>---------------+</w:t>
       </w:r>
       <w:r>
         <w:rPr>
@@ -12970,7 +12923,7 @@
           <w:lang w:val="pt-BR"/>
         </w:rPr>
         <w:br/>
-        <w:t>| [ SAÚDE DO ESTOQUE ]   | [ RUPTURAS ATIVAS ]     | [ ABAIXO DO ROP ]   | [ CAPITAL DE REPOSIÇÃO ]   |</w:t>
+        <w:t xml:space="preserve">| FILTROS: [Categoria: Todas (8)] [Fornecedor: Todos (6)] [Saúde: Todas] [Descontinuados: NÃO] [LIMPAR] </w:t>
       </w:r>
       <w:r>
         <w:rPr>
@@ -12980,6 +12933,94 @@
           <w:szCs w:val="14"/>
           <w:lang w:val="pt-BR"/>
         </w:rPr>
+        <w:t xml:space="preserve">    </w:t>
+      </w:r>
+      <w:r>
+        <w:rPr>
+          <w:rFonts w:ascii="Consolas" w:hAnsi="Consolas"/>
+          <w:color w:val="1B365D"/>
+          <w:sz w:val="14"/>
+          <w:szCs w:val="14"/>
+          <w:lang w:val="pt-BR"/>
+        </w:rPr>
+        <w:t>|</w:t>
+      </w:r>
+      <w:r>
+        <w:rPr>
+          <w:rFonts w:ascii="Consolas" w:hAnsi="Consolas"/>
+          <w:color w:val="1B365D"/>
+          <w:sz w:val="14"/>
+          <w:szCs w:val="14"/>
+          <w:lang w:val="pt-BR"/>
+        </w:rPr>
+        <w:br/>
+      </w:r>
+      <w:r>
+        <w:rPr>
+          <w:rFonts w:ascii="Consolas" w:hAnsi="Consolas"/>
+          <w:color w:val="1B365D"/>
+          <w:sz w:val="14"/>
+          <w:lang w:val="pt-BR"/>
+        </w:rPr>
+        <w:t>+-------------------------------------------------------------------------------------</w:t>
+      </w:r>
+      <w:r>
+        <w:rPr>
+          <w:rFonts w:ascii="Consolas" w:hAnsi="Consolas"/>
+          <w:color w:val="1B365D"/>
+          <w:sz w:val="14"/>
+          <w:lang w:val="pt-BR"/>
+        </w:rPr>
+        <w:t>-------</w:t>
+      </w:r>
+      <w:r>
+        <w:rPr>
+          <w:rFonts w:ascii="Consolas" w:hAnsi="Consolas"/>
+          <w:color w:val="1B365D"/>
+          <w:sz w:val="14"/>
+          <w:lang w:val="pt-BR"/>
+        </w:rPr>
+        <w:t>---------------+</w:t>
+      </w:r>
+      <w:r>
+        <w:rPr>
+          <w:rFonts w:ascii="Consolas" w:hAnsi="Consolas"/>
+          <w:color w:val="1B365D"/>
+          <w:sz w:val="14"/>
+          <w:szCs w:val="14"/>
+          <w:lang w:val="pt-BR"/>
+        </w:rPr>
+        <w:br/>
+        <w:t xml:space="preserve">| [ SAÚDE DO ESTOQUE ]   | [ RUPTURAS ATIVAS ]     | [ ABAIXO DO ROP ]   | [ CAPITAL DE REPOSIÇÃO ]  </w:t>
+      </w:r>
+      <w:r>
+        <w:rPr>
+          <w:rFonts w:ascii="Consolas" w:hAnsi="Consolas"/>
+          <w:color w:val="1B365D"/>
+          <w:sz w:val="14"/>
+          <w:szCs w:val="14"/>
+          <w:lang w:val="pt-BR"/>
+        </w:rPr>
+        <w:t xml:space="preserve">      </w:t>
+      </w:r>
+      <w:r>
+        <w:rPr>
+          <w:rFonts w:ascii="Consolas" w:hAnsi="Consolas"/>
+          <w:color w:val="1B365D"/>
+          <w:sz w:val="14"/>
+          <w:szCs w:val="14"/>
+          <w:lang w:val="pt-BR"/>
+        </w:rPr>
+        <w:t xml:space="preserve"> |</w:t>
+      </w:r>
+      <w:r>
+        <w:rPr>
+          <w:rFonts w:ascii="Consolas" w:hAnsi="Consolas"/>
+          <w:color w:val="1B365D"/>
+          <w:sz w:val="14"/>
+          <w:szCs w:val="14"/>
+          <w:lang w:val="pt-BR"/>
+        </w:rPr>
         <w:br/>
         <w:t xml:space="preserve">|         78,3%          |        1 SKU            |       5 </w:t>
       </w:r>
@@ -13003,7 +13044,7 @@
           <w:szCs w:val="14"/>
           <w:lang w:val="pt-BR"/>
         </w:rPr>
-        <w:t xml:space="preserve">        |       $152,00              |</w:t>
+        <w:t xml:space="preserve">        |       $152,00            </w:t>
       </w:r>
       <w:r>
         <w:rPr>
@@ -13013,6 +13054,26 @@
           <w:szCs w:val="14"/>
           <w:lang w:val="pt-BR"/>
         </w:rPr>
+        <w:t xml:space="preserve">      </w:t>
+      </w:r>
+      <w:r>
+        <w:rPr>
+          <w:rFonts w:ascii="Consolas" w:hAnsi="Consolas"/>
+          <w:color w:val="1B365D"/>
+          <w:sz w:val="14"/>
+          <w:szCs w:val="14"/>
+          <w:lang w:val="pt-BR"/>
+        </w:rPr>
+        <w:t xml:space="preserve">  |</w:t>
+      </w:r>
+      <w:r>
+        <w:rPr>
+          <w:rFonts w:ascii="Consolas" w:hAnsi="Consolas"/>
+          <w:color w:val="1B365D"/>
+          <w:sz w:val="14"/>
+          <w:szCs w:val="14"/>
+          <w:lang w:val="pt-BR"/>
+        </w:rPr>
         <w:br/>
         <w:t xml:space="preserve">| Meta: &gt;90% (ÂMBAR)     | </w:t>
       </w:r>
@@ -13058,7 +13119,7 @@
           <w:szCs w:val="14"/>
           <w:lang w:val="pt-BR"/>
         </w:rPr>
-        <w:t xml:space="preserve"> (VERM.)  | Déficit: 60 unid.   | Pedido-alvo: $383,00       |</w:t>
+        <w:t xml:space="preserve"> (VERM.)  | Déficit: 60 unid.   | Pedido-alvo: $383,00      </w:t>
       </w:r>
       <w:r>
         <w:rPr>
@@ -13068,8 +13129,7 @@
           <w:szCs w:val="14"/>
           <w:lang w:val="pt-BR"/>
         </w:rPr>
-        <w:br/>
-        <w:t>+----------------------------------------------------------------------------------------------------+</w:t>
+        <w:t xml:space="preserve">      </w:t>
       </w:r>
       <w:r>
         <w:rPr>
@@ -13079,7 +13139,7 @@
           <w:szCs w:val="14"/>
           <w:lang w:val="pt-BR"/>
         </w:rPr>
-        <w:br/>
+        <w:t xml:space="preserve"> |</w:t>
       </w:r>
       <w:r>
         <w:rPr>
@@ -13089,8 +13149,34 @@
           <w:szCs w:val="14"/>
           <w:lang w:val="pt-BR"/>
         </w:rPr>
-        <w:lastRenderedPageBreak/>
-        <w:t>| [ CUSTO ATIVO TOTAL ]  | [ POTENCIAL DE VAREJO ]  | [ MARGEM REALIZADA ]| [ RECEITA EM RISCO ]       |</w:t>
+        <w:br/>
+      </w:r>
+      <w:r>
+        <w:rPr>
+          <w:rFonts w:ascii="Consolas" w:hAnsi="Consolas"/>
+          <w:color w:val="1B365D"/>
+          <w:sz w:val="14"/>
+          <w:lang w:val="pt-BR"/>
+        </w:rPr>
+        <w:t>+-------------------------------------------------------------------------------------</w:t>
+      </w:r>
+      <w:r>
+        <w:rPr>
+          <w:rFonts w:ascii="Consolas" w:hAnsi="Consolas"/>
+          <w:color w:val="1B365D"/>
+          <w:sz w:val="14"/>
+          <w:lang w:val="pt-BR"/>
+        </w:rPr>
+        <w:t>-------</w:t>
+      </w:r>
+      <w:r>
+        <w:rPr>
+          <w:rFonts w:ascii="Consolas" w:hAnsi="Consolas"/>
+          <w:color w:val="1B365D"/>
+          <w:sz w:val="14"/>
+          <w:lang w:val="pt-BR"/>
+        </w:rPr>
+        <w:t>---------------+</w:t>
       </w:r>
       <w:r>
         <w:rPr>
@@ -13101,7 +13187,7 @@
           <w:lang w:val="pt-BR"/>
         </w:rPr>
         <w:br/>
-        <w:t>|       $4.731,00        |      $10.321,25          |       52,66%        |        $71,00              |</w:t>
+        <w:t xml:space="preserve">| [ CUSTO ATIVO TOTAL ]  | [ POTENCIAL DE VAREJO ]  | [ MARGEM REALIZADA ]| [ RECEITA EM RISCO ]   </w:t>
       </w:r>
       <w:r>
         <w:rPr>
@@ -13111,10 +13197,8 @@
           <w:szCs w:val="14"/>
           <w:lang w:val="pt-BR"/>
         </w:rPr>
-        <w:br/>
-        <w:t xml:space="preserve">| 933 unidades físicas  | Margem potencial: 54%   | Lucro bruto: $583  | </w:t>
-      </w:r>
-      <w:proofErr w:type="spellStart"/>
+        <w:t xml:space="preserve">     </w:t>
+      </w:r>
       <w:r>
         <w:rPr>
           <w:rFonts w:ascii="Consolas" w:hAnsi="Consolas"/>
@@ -13123,9 +13207,8 @@
           <w:szCs w:val="14"/>
           <w:lang w:val="pt-BR"/>
         </w:rPr>
-        <w:t>Pothos</w:t>
-      </w:r>
-      <w:proofErr w:type="spellEnd"/>
+        <w:t xml:space="preserve">    |</w:t>
+      </w:r>
       <w:r>
         <w:rPr>
           <w:rFonts w:ascii="Consolas" w:hAnsi="Consolas"/>
@@ -13134,9 +13217,9 @@
           <w:szCs w:val="14"/>
           <w:lang w:val="pt-BR"/>
         </w:rPr>
-        <w:t xml:space="preserve"> e </w:t>
-      </w:r>
-      <w:proofErr w:type="spellStart"/>
+        <w:br/>
+        <w:t xml:space="preserve">|       $4.731,00        |      $10.321,25          |       52,66%        |        $71,00            </w:t>
+      </w:r>
       <w:r>
         <w:rPr>
           <w:rFonts w:ascii="Consolas" w:hAnsi="Consolas"/>
@@ -13145,9 +13228,8 @@
           <w:szCs w:val="14"/>
           <w:lang w:val="pt-BR"/>
         </w:rPr>
-        <w:t>Tomato</w:t>
-      </w:r>
-      <w:proofErr w:type="spellEnd"/>
+        <w:t xml:space="preserve">     </w:t>
+      </w:r>
       <w:r>
         <w:rPr>
           <w:rFonts w:ascii="Consolas" w:hAnsi="Consolas"/>
@@ -13156,7 +13238,7 @@
           <w:szCs w:val="14"/>
           <w:lang w:val="pt-BR"/>
         </w:rPr>
-        <w:t xml:space="preserve"> Seeds     |</w:t>
+        <w:t xml:space="preserve">  |</w:t>
       </w:r>
       <w:r>
         <w:rPr>
@@ -13167,7 +13249,7 @@
           <w:lang w:val="pt-BR"/>
         </w:rPr>
         <w:br/>
-        <w:t>+----------------------------------------------------------------------------------------------------+</w:t>
+        <w:t>| 933 unidades físicas</w:t>
       </w:r>
       <w:r>
         <w:rPr>
@@ -13177,8 +13259,7 @@
           <w:szCs w:val="14"/>
           <w:lang w:val="pt-BR"/>
         </w:rPr>
-        <w:br/>
-        <w:t>| GRÁFICO 1: SAÚDE DO ESTOQUE POR CATEGORIA          | GRÁFICO 2: MATRIZ DE DISPERSÃO DE PRIORIDADES    |</w:t>
+        <w:t xml:space="preserve"> </w:t>
       </w:r>
       <w:r>
         <w:rPr>
@@ -13188,8 +13269,7 @@
           <w:szCs w:val="14"/>
           <w:lang w:val="pt-BR"/>
         </w:rPr>
-        <w:br/>
-        <w:t>| (Barras empilhadas: Sem estoque | Baixo | Saudável)| (Estoque atual x unidades de vendas válidas)    |</w:t>
+        <w:t xml:space="preserve">  | Margem potencial: 54%   </w:t>
       </w:r>
       <w:r>
         <w:rPr>
@@ -13199,6 +13279,209 @@
           <w:szCs w:val="14"/>
           <w:lang w:val="pt-BR"/>
         </w:rPr>
+        <w:t xml:space="preserve"> </w:t>
+      </w:r>
+      <w:r>
+        <w:rPr>
+          <w:rFonts w:ascii="Consolas" w:hAnsi="Consolas"/>
+          <w:color w:val="1B365D"/>
+          <w:sz w:val="14"/>
+          <w:szCs w:val="14"/>
+          <w:lang w:val="pt-BR"/>
+        </w:rPr>
+        <w:t xml:space="preserve">| Lucro bruto: $583  </w:t>
+      </w:r>
+      <w:r>
+        <w:rPr>
+          <w:rFonts w:ascii="Consolas" w:hAnsi="Consolas"/>
+          <w:color w:val="1B365D"/>
+          <w:sz w:val="14"/>
+          <w:szCs w:val="14"/>
+          <w:lang w:val="pt-BR"/>
+        </w:rPr>
+        <w:t xml:space="preserve"> </w:t>
+      </w:r>
+      <w:r>
+        <w:rPr>
+          <w:rFonts w:ascii="Consolas" w:hAnsi="Consolas"/>
+          <w:color w:val="1B365D"/>
+          <w:sz w:val="14"/>
+          <w:szCs w:val="14"/>
+          <w:lang w:val="pt-BR"/>
+        </w:rPr>
+        <w:t xml:space="preserve">| </w:t>
+      </w:r>
+      <w:proofErr w:type="spellStart"/>
+      <w:r>
+        <w:rPr>
+          <w:rFonts w:ascii="Consolas" w:hAnsi="Consolas"/>
+          <w:color w:val="1B365D"/>
+          <w:sz w:val="14"/>
+          <w:szCs w:val="14"/>
+          <w:lang w:val="pt-BR"/>
+        </w:rPr>
+        <w:t>Pothos</w:t>
+      </w:r>
+      <w:proofErr w:type="spellEnd"/>
+      <w:r>
+        <w:rPr>
+          <w:rFonts w:ascii="Consolas" w:hAnsi="Consolas"/>
+          <w:color w:val="1B365D"/>
+          <w:sz w:val="14"/>
+          <w:szCs w:val="14"/>
+          <w:lang w:val="pt-BR"/>
+        </w:rPr>
+        <w:t xml:space="preserve"> e </w:t>
+      </w:r>
+      <w:proofErr w:type="spellStart"/>
+      <w:r>
+        <w:rPr>
+          <w:rFonts w:ascii="Consolas" w:hAnsi="Consolas"/>
+          <w:color w:val="1B365D"/>
+          <w:sz w:val="14"/>
+          <w:szCs w:val="14"/>
+          <w:lang w:val="pt-BR"/>
+        </w:rPr>
+        <w:t>Tomato</w:t>
+      </w:r>
+      <w:proofErr w:type="spellEnd"/>
+      <w:r>
+        <w:rPr>
+          <w:rFonts w:ascii="Consolas" w:hAnsi="Consolas"/>
+          <w:color w:val="1B365D"/>
+          <w:sz w:val="14"/>
+          <w:szCs w:val="14"/>
+          <w:lang w:val="pt-BR"/>
+        </w:rPr>
+        <w:t xml:space="preserve"> Seeds    </w:t>
+      </w:r>
+      <w:r>
+        <w:rPr>
+          <w:rFonts w:ascii="Consolas" w:hAnsi="Consolas"/>
+          <w:color w:val="1B365D"/>
+          <w:sz w:val="14"/>
+          <w:szCs w:val="14"/>
+          <w:lang w:val="pt-BR"/>
+        </w:rPr>
+        <w:t xml:space="preserve">      </w:t>
+      </w:r>
+      <w:r>
+        <w:rPr>
+          <w:rFonts w:ascii="Consolas" w:hAnsi="Consolas"/>
+          <w:color w:val="1B365D"/>
+          <w:sz w:val="14"/>
+          <w:szCs w:val="14"/>
+          <w:lang w:val="pt-BR"/>
+        </w:rPr>
+        <w:t xml:space="preserve"> |</w:t>
+      </w:r>
+      <w:r>
+        <w:rPr>
+          <w:rFonts w:ascii="Consolas" w:hAnsi="Consolas"/>
+          <w:color w:val="1B365D"/>
+          <w:sz w:val="14"/>
+          <w:szCs w:val="14"/>
+          <w:lang w:val="pt-BR"/>
+        </w:rPr>
+        <w:br/>
+      </w:r>
+      <w:r>
+        <w:rPr>
+          <w:rFonts w:ascii="Consolas" w:hAnsi="Consolas"/>
+          <w:color w:val="1B365D"/>
+          <w:sz w:val="14"/>
+          <w:lang w:val="pt-BR"/>
+        </w:rPr>
+        <w:t>+-------------------------------------------------------------------------------------</w:t>
+      </w:r>
+      <w:r>
+        <w:rPr>
+          <w:rFonts w:ascii="Consolas" w:hAnsi="Consolas"/>
+          <w:color w:val="1B365D"/>
+          <w:sz w:val="14"/>
+          <w:lang w:val="pt-BR"/>
+        </w:rPr>
+        <w:t>-------</w:t>
+      </w:r>
+      <w:r>
+        <w:rPr>
+          <w:rFonts w:ascii="Consolas" w:hAnsi="Consolas"/>
+          <w:color w:val="1B365D"/>
+          <w:sz w:val="14"/>
+          <w:lang w:val="pt-BR"/>
+        </w:rPr>
+        <w:t>---------------+</w:t>
+      </w:r>
+      <w:r>
+        <w:rPr>
+          <w:rFonts w:ascii="Consolas" w:hAnsi="Consolas"/>
+          <w:color w:val="1B365D"/>
+          <w:sz w:val="14"/>
+          <w:szCs w:val="14"/>
+          <w:lang w:val="pt-BR"/>
+        </w:rPr>
+        <w:br/>
+        <w:t xml:space="preserve">| GRÁFICO 1: SAÚDE DO ESTOQUE POR CATEGORIA          | GRÁFICO 2: MATRIZ DE DISPERSÃO DE PRIORIDADES  </w:t>
+      </w:r>
+      <w:r>
+        <w:rPr>
+          <w:rFonts w:ascii="Consolas" w:hAnsi="Consolas"/>
+          <w:color w:val="1B365D"/>
+          <w:sz w:val="14"/>
+          <w:szCs w:val="14"/>
+          <w:lang w:val="pt-BR"/>
+        </w:rPr>
+        <w:t xml:space="preserve">    </w:t>
+      </w:r>
+      <w:r>
+        <w:rPr>
+          <w:rFonts w:ascii="Consolas" w:hAnsi="Consolas"/>
+          <w:color w:val="1B365D"/>
+          <w:sz w:val="14"/>
+          <w:szCs w:val="14"/>
+          <w:lang w:val="pt-BR"/>
+        </w:rPr>
+        <w:t xml:space="preserve">  |</w:t>
+      </w:r>
+      <w:r>
+        <w:rPr>
+          <w:rFonts w:ascii="Consolas" w:hAnsi="Consolas"/>
+          <w:color w:val="1B365D"/>
+          <w:sz w:val="14"/>
+          <w:szCs w:val="14"/>
+          <w:lang w:val="pt-BR"/>
+        </w:rPr>
+        <w:br/>
+        <w:t xml:space="preserve">| (Barras empilhadas: Sem estoque | Baixo | Saudável)| (Estoque atual x unidades de vendas válidas)  </w:t>
+      </w:r>
+      <w:r>
+        <w:rPr>
+          <w:rFonts w:ascii="Consolas" w:hAnsi="Consolas"/>
+          <w:color w:val="1B365D"/>
+          <w:sz w:val="14"/>
+          <w:szCs w:val="14"/>
+          <w:lang w:val="pt-BR"/>
+        </w:rPr>
+        <w:t xml:space="preserve">     </w:t>
+      </w:r>
+      <w:r>
+        <w:rPr>
+          <w:rFonts w:ascii="Consolas" w:hAnsi="Consolas"/>
+          <w:color w:val="1B365D"/>
+          <w:sz w:val="14"/>
+          <w:szCs w:val="14"/>
+          <w:lang w:val="pt-BR"/>
+        </w:rPr>
+        <w:t xml:space="preserve">  |</w:t>
+      </w:r>
+      <w:r>
+        <w:rPr>
+          <w:rFonts w:ascii="Consolas" w:hAnsi="Consolas"/>
+          <w:color w:val="1B365D"/>
+          <w:sz w:val="14"/>
+          <w:szCs w:val="14"/>
+          <w:lang w:val="pt-BR"/>
+        </w:rPr>
         <w:br/>
         <w:t>| [Figura</w:t>
       </w:r>
@@ -13219,16 +13502,7 @@
           <w:szCs w:val="14"/>
           <w:lang w:val="pt-BR"/>
         </w:rPr>
-        <w:t>inserida abaixo]                        | [Figura</w:t>
-      </w:r>
-      <w:r>
-        <w:rPr>
-          <w:rFonts w:ascii="Consolas" w:hAnsi="Consolas"/>
-          <w:color w:val="1B365D"/>
-          <w:sz w:val="14"/>
-          <w:lang w:val="pt-BR"/>
-        </w:rPr>
-        <w:t xml:space="preserve"> 4 </w:t>
+        <w:t xml:space="preserve">inserida abaixo]                      </w:t>
       </w:r>
       <w:r>
         <w:rPr>
@@ -13238,7 +13512,7 @@
           <w:szCs w:val="14"/>
           <w:lang w:val="pt-BR"/>
         </w:rPr>
-        <w:t>inserida abaixo]                      |</w:t>
+        <w:t xml:space="preserve"> </w:t>
       </w:r>
       <w:r>
         <w:rPr>
@@ -13248,8 +13522,16 @@
           <w:szCs w:val="14"/>
           <w:lang w:val="pt-BR"/>
         </w:rPr>
-        <w:br/>
-        <w:t>+--------------------------------------------------+-------------------------------------------------+</w:t>
+        <w:t xml:space="preserve">  | [Figura</w:t>
+      </w:r>
+      <w:r>
+        <w:rPr>
+          <w:rFonts w:ascii="Consolas" w:hAnsi="Consolas"/>
+          <w:color w:val="1B365D"/>
+          <w:sz w:val="14"/>
+          <w:lang w:val="pt-BR"/>
+        </w:rPr>
+        <w:t xml:space="preserve"> 4 </w:t>
       </w:r>
       <w:r>
         <w:rPr>
@@ -13259,6 +13541,73 @@
           <w:szCs w:val="14"/>
           <w:lang w:val="pt-BR"/>
         </w:rPr>
+        <w:t xml:space="preserve">inserida abaixo]                     </w:t>
+      </w:r>
+      <w:r>
+        <w:rPr>
+          <w:rFonts w:ascii="Consolas" w:hAnsi="Consolas"/>
+          <w:color w:val="1B365D"/>
+          <w:sz w:val="14"/>
+          <w:szCs w:val="14"/>
+          <w:lang w:val="pt-BR"/>
+        </w:rPr>
+        <w:t xml:space="preserve">      </w:t>
+      </w:r>
+      <w:r>
+        <w:rPr>
+          <w:rFonts w:ascii="Consolas" w:hAnsi="Consolas"/>
+          <w:color w:val="1B365D"/>
+          <w:sz w:val="14"/>
+          <w:szCs w:val="14"/>
+          <w:lang w:val="pt-BR"/>
+        </w:rPr>
+        <w:t>|</w:t>
+      </w:r>
+      <w:r>
+        <w:rPr>
+          <w:rFonts w:ascii="Consolas" w:hAnsi="Consolas"/>
+          <w:color w:val="1B365D"/>
+          <w:sz w:val="14"/>
+          <w:szCs w:val="14"/>
+          <w:lang w:val="pt-BR"/>
+        </w:rPr>
+        <w:br/>
+      </w:r>
+      <w:r>
+        <w:rPr>
+          <w:rFonts w:ascii="Consolas" w:hAnsi="Consolas"/>
+          <w:color w:val="1B365D"/>
+          <w:sz w:val="14"/>
+          <w:lang w:val="pt-BR"/>
+        </w:rPr>
+        <w:t>+-------------------------------------------------------------------------------------</w:t>
+      </w:r>
+      <w:r>
+        <w:rPr>
+          <w:rFonts w:ascii="Consolas" w:hAnsi="Consolas"/>
+          <w:color w:val="1B365D"/>
+          <w:sz w:val="14"/>
+          <w:lang w:val="pt-BR"/>
+        </w:rPr>
+        <w:t>-------</w:t>
+      </w:r>
+      <w:r>
+        <w:rPr>
+          <w:rFonts w:ascii="Consolas" w:hAnsi="Consolas"/>
+          <w:color w:val="1B365D"/>
+          <w:sz w:val="14"/>
+          <w:lang w:val="pt-BR"/>
+        </w:rPr>
+        <w:t>---------------+</w:t>
+      </w:r>
+      <w:r>
+        <w:rPr>
+          <w:rFonts w:ascii="Consolas" w:hAnsi="Consolas"/>
+          <w:color w:val="1B365D"/>
+          <w:sz w:val="14"/>
+          <w:szCs w:val="14"/>
+          <w:lang w:val="pt-BR"/>
+        </w:rPr>
         <w:br/>
         <w:t>| GRÁFICO</w:t>
       </w:r>
@@ -13269,16 +13618,7 @@
           <w:sz w:val="14"/>
           <w:lang w:val="pt-BR"/>
         </w:rPr>
-        <w:t xml:space="preserve"> 3: </w:t>
-      </w:r>
-      <w:r>
-        <w:rPr>
-          <w:rFonts w:ascii="Consolas" w:hAnsi="Consolas"/>
-          <w:color w:val="1B365D"/>
-          <w:sz w:val="14"/>
-          <w:lang w:val="pt-BR"/>
-        </w:rPr>
-        <w:t xml:space="preserve">CAPITAL </w:t>
+        <w:t xml:space="preserve"> 3: CAPITAL </w:t>
       </w:r>
       <w:r>
         <w:rPr>
@@ -13307,7 +13647,7 @@
           <w:szCs w:val="14"/>
           <w:lang w:val="pt-BR"/>
         </w:rPr>
-        <w:t>PAINEL DE LIQUIDAÇÃO              |</w:t>
+        <w:t xml:space="preserve">PAINEL DE LIQUIDAÇÃO           </w:t>
       </w:r>
       <w:r>
         <w:rPr>
@@ -13317,6 +13657,26 @@
           <w:szCs w:val="14"/>
           <w:lang w:val="pt-BR"/>
         </w:rPr>
+        <w:t xml:space="preserve">     </w:t>
+      </w:r>
+      <w:r>
+        <w:rPr>
+          <w:rFonts w:ascii="Consolas" w:hAnsi="Consolas"/>
+          <w:color w:val="1B365D"/>
+          <w:sz w:val="14"/>
+          <w:szCs w:val="14"/>
+          <w:lang w:val="pt-BR"/>
+        </w:rPr>
+        <w:t xml:space="preserve">   |</w:t>
+      </w:r>
+      <w:r>
+        <w:rPr>
+          <w:rFonts w:ascii="Consolas" w:hAnsi="Consolas"/>
+          <w:color w:val="1B365D"/>
+          <w:sz w:val="14"/>
+          <w:szCs w:val="14"/>
+          <w:lang w:val="pt-BR"/>
+        </w:rPr>
         <w:br/>
         <w:t>| (Barras horizontais</w:t>
       </w:r>
@@ -13346,7 +13706,25 @@
           <w:sz w:val="14"/>
           <w:lang w:val="pt-BR"/>
         </w:rPr>
-        <w:t xml:space="preserve">      | Bird </w:t>
+        <w:t xml:space="preserve">    </w:t>
+      </w:r>
+      <w:r>
+        <w:rPr>
+          <w:rFonts w:ascii="Consolas" w:hAnsi="Consolas"/>
+          <w:color w:val="1B365D"/>
+          <w:sz w:val="14"/>
+          <w:lang w:val="pt-BR"/>
+        </w:rPr>
+        <w:t xml:space="preserve"> </w:t>
+      </w:r>
+      <w:r>
+        <w:rPr>
+          <w:rFonts w:ascii="Consolas" w:hAnsi="Consolas"/>
+          <w:color w:val="1B365D"/>
+          <w:sz w:val="14"/>
+          <w:lang w:val="pt-BR"/>
+        </w:rPr>
+        <w:t xml:space="preserve">  | Bird </w:t>
       </w:r>
       <w:proofErr w:type="spellStart"/>
       <w:r>
@@ -13414,7 +13792,7 @@
           <w:szCs w:val="14"/>
           <w:lang w:val="pt-BR"/>
         </w:rPr>
-        <w:t>varejo)|</w:t>
+        <w:t>varejo)</w:t>
       </w:r>
       <w:r>
         <w:rPr>
@@ -13424,6 +13802,26 @@
           <w:szCs w:val="14"/>
           <w:lang w:val="pt-BR"/>
         </w:rPr>
+        <w:t xml:space="preserve">   </w:t>
+      </w:r>
+      <w:r>
+        <w:rPr>
+          <w:rFonts w:ascii="Consolas" w:hAnsi="Consolas"/>
+          <w:color w:val="1B365D"/>
+          <w:sz w:val="14"/>
+          <w:szCs w:val="14"/>
+          <w:lang w:val="pt-BR"/>
+        </w:rPr>
+        <w:t>|</w:t>
+      </w:r>
+      <w:r>
+        <w:rPr>
+          <w:rFonts w:ascii="Consolas" w:hAnsi="Consolas"/>
+          <w:color w:val="1B365D"/>
+          <w:sz w:val="14"/>
+          <w:szCs w:val="14"/>
+          <w:lang w:val="pt-BR"/>
+        </w:rPr>
         <w:br/>
         <w:t>| [Figura</w:t>
       </w:r>
@@ -13444,16 +13842,7 @@
           <w:szCs w:val="14"/>
           <w:lang w:val="pt-BR"/>
         </w:rPr>
-        <w:t>inserida acima]                         | Ação recomendada: Promoção de</w:t>
-      </w:r>
-      <w:r>
-        <w:rPr>
-          <w:rFonts w:ascii="Consolas" w:hAnsi="Consolas"/>
-          <w:color w:val="1B365D"/>
-          <w:sz w:val="14"/>
-          <w:lang w:val="pt-BR"/>
-        </w:rPr>
-        <w:t xml:space="preserve"> 25% </w:t>
+        <w:t xml:space="preserve">inserida acima]                       </w:t>
       </w:r>
       <w:r>
         <w:rPr>
@@ -13463,7 +13852,7 @@
           <w:szCs w:val="14"/>
           <w:lang w:val="pt-BR"/>
         </w:rPr>
-        <w:t>para liquidar |</w:t>
+        <w:t xml:space="preserve"> </w:t>
       </w:r>
       <w:r>
         <w:rPr>
@@ -13473,8 +13862,16 @@
           <w:szCs w:val="14"/>
           <w:lang w:val="pt-BR"/>
         </w:rPr>
-        <w:br/>
-        <w:t>+----------------------------------------------------------------------------------------------------+</w:t>
+        <w:t xml:space="preserve">  | Ação recomendada: Promoção de</w:t>
+      </w:r>
+      <w:r>
+        <w:rPr>
+          <w:rFonts w:ascii="Consolas" w:hAnsi="Consolas"/>
+          <w:color w:val="1B365D"/>
+          <w:sz w:val="14"/>
+          <w:lang w:val="pt-BR"/>
+        </w:rPr>
+        <w:t xml:space="preserve"> 25% </w:t>
       </w:r>
       <w:r>
         <w:rPr>
@@ -13484,6 +13881,73 @@
           <w:szCs w:val="14"/>
           <w:lang w:val="pt-BR"/>
         </w:rPr>
+        <w:t xml:space="preserve">para liquidar </w:t>
+      </w:r>
+      <w:r>
+        <w:rPr>
+          <w:rFonts w:ascii="Consolas" w:hAnsi="Consolas"/>
+          <w:color w:val="1B365D"/>
+          <w:sz w:val="14"/>
+          <w:szCs w:val="14"/>
+          <w:lang w:val="pt-BR"/>
+        </w:rPr>
+        <w:t xml:space="preserve">     </w:t>
+      </w:r>
+      <w:r>
+        <w:rPr>
+          <w:rFonts w:ascii="Consolas" w:hAnsi="Consolas"/>
+          <w:color w:val="1B365D"/>
+          <w:sz w:val="14"/>
+          <w:szCs w:val="14"/>
+          <w:lang w:val="pt-BR"/>
+        </w:rPr>
+        <w:t>|</w:t>
+      </w:r>
+      <w:r>
+        <w:rPr>
+          <w:rFonts w:ascii="Consolas" w:hAnsi="Consolas"/>
+          <w:color w:val="1B365D"/>
+          <w:sz w:val="14"/>
+          <w:szCs w:val="14"/>
+          <w:lang w:val="pt-BR"/>
+        </w:rPr>
+        <w:br/>
+      </w:r>
+      <w:r>
+        <w:rPr>
+          <w:rFonts w:ascii="Consolas" w:hAnsi="Consolas"/>
+          <w:color w:val="1B365D"/>
+          <w:sz w:val="14"/>
+          <w:lang w:val="pt-BR"/>
+        </w:rPr>
+        <w:t>+-------------------------------------------------------------------------------------</w:t>
+      </w:r>
+      <w:r>
+        <w:rPr>
+          <w:rFonts w:ascii="Consolas" w:hAnsi="Consolas"/>
+          <w:color w:val="1B365D"/>
+          <w:sz w:val="14"/>
+          <w:lang w:val="pt-BR"/>
+        </w:rPr>
+        <w:t>-------</w:t>
+      </w:r>
+      <w:r>
+        <w:rPr>
+          <w:rFonts w:ascii="Consolas" w:hAnsi="Consolas"/>
+          <w:color w:val="1B365D"/>
+          <w:sz w:val="14"/>
+          <w:lang w:val="pt-BR"/>
+        </w:rPr>
+        <w:t>---------------+</w:t>
+      </w:r>
+      <w:r>
+        <w:rPr>
+          <w:rFonts w:ascii="Consolas" w:hAnsi="Consolas"/>
+          <w:color w:val="1B365D"/>
+          <w:sz w:val="14"/>
+          <w:szCs w:val="14"/>
+          <w:lang w:val="pt-BR"/>
+        </w:rPr>
         <w:br/>
         <w:t>| COMPONENTE</w:t>
       </w:r>
@@ -13513,7 +13977,7 @@
           <w:sz w:val="14"/>
           <w:lang w:val="pt-BR"/>
         </w:rPr>
-        <w:t xml:space="preserve">                     |</w:t>
+        <w:t xml:space="preserve">                    </w:t>
       </w:r>
       <w:r>
         <w:rPr>
@@ -13522,15 +13986,25 @@
           <w:sz w:val="14"/>
           <w:lang w:val="pt-BR"/>
         </w:rPr>
+        <w:t xml:space="preserve">     </w:t>
+      </w:r>
+      <w:r>
+        <w:rPr>
+          <w:rFonts w:ascii="Consolas" w:hAnsi="Consolas"/>
+          <w:color w:val="1B365D"/>
+          <w:sz w:val="14"/>
+          <w:lang w:val="pt-BR"/>
+        </w:rPr>
+        <w:t xml:space="preserve"> |</w:t>
+      </w:r>
+      <w:r>
+        <w:rPr>
+          <w:rFonts w:ascii="Consolas" w:hAnsi="Consolas"/>
+          <w:color w:val="1B365D"/>
+          <w:sz w:val="14"/>
+          <w:lang w:val="pt-BR"/>
+        </w:rPr>
         <w:br/>
-      </w:r>
-      <w:r>
-        <w:rPr>
-          <w:rFonts w:ascii="Consolas" w:hAnsi="Consolas"/>
-          <w:color w:val="1B365D"/>
-          <w:sz w:val="14"/>
-          <w:lang w:val="pt-BR"/>
-        </w:rPr>
         <w:t>| [P1-</w:t>
       </w:r>
       <w:r>
@@ -13629,16 +14103,7 @@
           <w:sz w:val="14"/>
           <w:lang w:val="pt-BR"/>
         </w:rPr>
-        <w:t xml:space="preserve">: 0 </w:t>
-      </w:r>
-      <w:r>
-        <w:rPr>
-          <w:rFonts w:ascii="Consolas" w:hAnsi="Consolas"/>
-          <w:color w:val="1B365D"/>
-          <w:sz w:val="14"/>
-          <w:lang w:val="pt-BR"/>
-        </w:rPr>
-        <w:t xml:space="preserve">| ROP: 10 | </w:t>
+        <w:t xml:space="preserve">: 0 | ROP: 10 | </w:t>
       </w:r>
       <w:r>
         <w:rPr>
@@ -13794,16 +14259,7 @@
           <w:sz w:val="14"/>
           <w:lang w:val="pt-BR"/>
         </w:rPr>
-        <w:t xml:space="preserve">: 8 </w:t>
-      </w:r>
-      <w:r>
-        <w:rPr>
-          <w:rFonts w:ascii="Consolas" w:hAnsi="Consolas"/>
-          <w:color w:val="1B365D"/>
-          <w:sz w:val="14"/>
-          <w:lang w:val="pt-BR"/>
-        </w:rPr>
-        <w:t xml:space="preserve">| ROP: 12 | </w:t>
+        <w:t xml:space="preserve">: 8 | ROP: 12 | </w:t>
       </w:r>
       <w:r>
         <w:rPr>
@@ -13959,16 +14415,7 @@
           <w:sz w:val="14"/>
           <w:lang w:val="pt-BR"/>
         </w:rPr>
-        <w:t xml:space="preserve">: 5 </w:t>
-      </w:r>
-      <w:r>
-        <w:rPr>
-          <w:rFonts w:ascii="Consolas" w:hAnsi="Consolas"/>
-          <w:color w:val="1B365D"/>
-          <w:sz w:val="14"/>
-          <w:lang w:val="pt-BR"/>
-        </w:rPr>
-        <w:t xml:space="preserve">| ROP: 40 | </w:t>
+        <w:t xml:space="preserve">: 5 | ROP: 40 | </w:t>
       </w:r>
       <w:r>
         <w:rPr>
@@ -14113,16 +14560,7 @@
           <w:sz w:val="14"/>
           <w:lang w:val="pt-BR"/>
         </w:rPr>
-        <w:t xml:space="preserve">: 3 </w:t>
-      </w:r>
-      <w:r>
-        <w:rPr>
-          <w:rFonts w:ascii="Consolas" w:hAnsi="Consolas"/>
-          <w:color w:val="1B365D"/>
-          <w:sz w:val="14"/>
-          <w:lang w:val="pt-BR"/>
-        </w:rPr>
-        <w:t xml:space="preserve">| ROP: 10 | </w:t>
+        <w:t xml:space="preserve">: 3 | ROP: 10 | </w:t>
       </w:r>
       <w:r>
         <w:rPr>
@@ -14189,14 +14627,6 @@
           <w:lang w:val="pt-BR"/>
         </w:rPr>
         <w:br/>
-      </w:r>
-      <w:r>
-        <w:rPr>
-          <w:rFonts w:ascii="Consolas" w:hAnsi="Consolas"/>
-          <w:color w:val="1B365D"/>
-          <w:sz w:val="14"/>
-          <w:lang w:val="pt-BR"/>
-        </w:rPr>
         <w:t>| [P2-</w:t>
       </w:r>
       <w:r>
@@ -14275,16 +14705,7 @@
           <w:sz w:val="14"/>
           <w:lang w:val="pt-BR"/>
         </w:rPr>
-        <w:t xml:space="preserve">: 6 </w:t>
-      </w:r>
-      <w:r>
-        <w:rPr>
-          <w:rFonts w:ascii="Consolas" w:hAnsi="Consolas"/>
-          <w:color w:val="1B365D"/>
-          <w:sz w:val="14"/>
-          <w:lang w:val="pt-BR"/>
-        </w:rPr>
-        <w:t xml:space="preserve">| ROP: 10 | </w:t>
+        <w:t xml:space="preserve">: 6 | ROP: 10 | </w:t>
       </w:r>
       <w:r>
         <w:rPr>
@@ -14351,7 +14772,25 @@
           <w:lang w:val="pt-BR"/>
         </w:rPr>
         <w:br/>
-        <w:t>+----------------------------------------------------------------------------------------------------+</w:t>
+        <w:t>+-------------------------------------------------------------------------------------</w:t>
+      </w:r>
+      <w:r>
+        <w:rPr>
+          <w:rFonts w:ascii="Consolas" w:hAnsi="Consolas"/>
+          <w:color w:val="1B365D"/>
+          <w:sz w:val="14"/>
+          <w:lang w:val="pt-BR"/>
+        </w:rPr>
+        <w:t>-------</w:t>
+      </w:r>
+      <w:r>
+        <w:rPr>
+          <w:rFonts w:ascii="Consolas" w:hAnsi="Consolas"/>
+          <w:color w:val="1B365D"/>
+          <w:sz w:val="14"/>
+          <w:lang w:val="pt-BR"/>
+        </w:rPr>
+        <w:t>---------------+</w:t>
       </w:r>
       <w:r>
         <w:rPr>
@@ -14365,57 +14804,17 @@
     </w:p>
     <w:p>
       <w:pPr>
-        <w:keepNext/>
-        <w:spacing w:before="240" w:after="60"/>
+        <w:pStyle w:val="Heading2"/>
+        <w:rPr>
+          <w:lang w:val="pt-BR"/>
+        </w:rPr>
       </w:pPr>
       <w:r>
         <w:rPr>
-          <w:b/>
-          <w:bCs/>
-          <w:color w:val="2E6B9E"/>
-          <w:sz w:val="23"/>
-          <w:szCs w:val="23"/>
-          <w:lang w:val="en-CA"/>
-        </w:rPr>
-        <w:t xml:space="preserve">5.2 </w:t>
-      </w:r>
-      <w:proofErr w:type="spellStart"/>
-      <w:r>
-        <w:rPr>
-          <w:b/>
-          <w:bCs/>
-          <w:color w:val="2E6B9E"/>
-          <w:sz w:val="23"/>
-          <w:szCs w:val="23"/>
-          <w:lang w:val="en-CA"/>
-        </w:rPr>
-        <w:t>Visualizações</w:t>
-      </w:r>
-      <w:proofErr w:type="spellEnd"/>
-      <w:r>
-        <w:rPr>
-          <w:b/>
-          <w:bCs/>
-          <w:color w:val="2E6B9E"/>
-          <w:sz w:val="23"/>
-          <w:szCs w:val="23"/>
-          <w:lang w:val="en-CA"/>
-        </w:rPr>
-        <w:t xml:space="preserve"> </w:t>
-      </w:r>
-      <w:proofErr w:type="spellStart"/>
-      <w:r>
-        <w:rPr>
-          <w:b/>
-          <w:bCs/>
-          <w:color w:val="2E6B9E"/>
-          <w:sz w:val="23"/>
-          <w:szCs w:val="23"/>
-          <w:lang w:val="en-CA"/>
-        </w:rPr>
-        <w:t>analíticas</w:t>
-      </w:r>
-      <w:proofErr w:type="spellEnd"/>
+          <w:lang w:val="pt-BR"/>
+        </w:rPr>
+        <w:t>5.2 Visualizações analíticas</w:t>
+      </w:r>
     </w:p>
     <w:p>
       <w:pPr>
@@ -14434,19 +14833,14 @@
     <w:p>
       <w:pPr>
         <w:jc w:val="center"/>
-        <w:rPr>
-          <w:lang w:val="pt-BR"/>
-        </w:rPr>
       </w:pPr>
-    </w:p>
-    <w:p>
       <w:r>
         <w:rPr>
           <w:noProof/>
         </w:rPr>
         <w:drawing>
-          <wp:inline distT="0" distB="0" distL="0" distR="0" wp14:anchorId="37013BDC" wp14:editId="456241A9">
-            <wp:extent cx="5303520" cy="2983230"/>
+          <wp:inline distT="0" distB="0" distL="0" distR="0" wp14:anchorId="37013BDC" wp14:editId="5DDEA908">
+            <wp:extent cx="3968750" cy="2232422"/>
             <wp:effectExtent l="0" t="0" r="0" b="0"/>
             <wp:docPr id="3" name="Picture 3"/>
             <wp:cNvGraphicFramePr>
@@ -14468,7 +14862,7 @@
                   <pic:spPr>
                     <a:xfrm>
                       <a:off x="0" y="0"/>
-                      <a:ext cx="5303520" cy="2983230"/>
+                      <a:ext cx="3971968" cy="2234232"/>
                     </a:xfrm>
                     <a:prstGeom prst="rect">
                       <a:avLst/>
@@ -14572,19 +14966,13 @@
     </w:p>
     <w:p>
       <w:pPr>
-        <w:keepNext/>
-        <w:spacing w:before="240" w:after="60"/>
+        <w:pStyle w:val="Heading2"/>
         <w:rPr>
           <w:lang w:val="pt-BR"/>
         </w:rPr>
       </w:pPr>
       <w:r>
         <w:rPr>
-          <w:b/>
-          <w:bCs/>
-          <w:color w:val="2E6B9E"/>
-          <w:sz w:val="23"/>
-          <w:szCs w:val="23"/>
           <w:lang w:val="pt-BR"/>
         </w:rPr>
         <w:t>5.3 Filtros interativos e segmentações de dados</w:t>
@@ -14684,21 +15072,42 @@
     </w:p>
     <w:p>
       <w:pPr>
-        <w:keepNext/>
-        <w:spacing w:before="320" w:after="100"/>
+        <w:pStyle w:val="ListBullet"/>
+        <w:numPr>
+          <w:ilvl w:val="0"/>
+          <w:numId w:val="0"/>
+        </w:numPr>
+        <w:ind w:left="360" w:hanging="360"/>
         <w:rPr>
           <w:lang w:val="pt-BR"/>
         </w:rPr>
       </w:pPr>
-      <w:r>
-        <w:rPr>
-          <w:b/>
-          <w:bCs/>
-          <w:color w:val="1B365D"/>
-          <w:sz w:val="28"/>
-          <w:szCs w:val="28"/>
-          <w:lang w:val="pt-BR"/>
-        </w:rPr>
+    </w:p>
+    <w:p>
+      <w:pPr>
+        <w:rPr>
+          <w:lang w:val="pt-BR"/>
+        </w:rPr>
+      </w:pPr>
+      <w:r>
+        <w:rPr>
+          <w:lang w:val="pt-BR"/>
+        </w:rPr>
+        <w:br w:type="page"/>
+      </w:r>
+    </w:p>
+    <w:p>
+      <w:pPr>
+        <w:pStyle w:val="Heading1"/>
+        <w:rPr>
+          <w:lang w:val="pt-BR"/>
+        </w:rPr>
+      </w:pPr>
+      <w:r>
+        <w:rPr>
+          <w:lang w:val="pt-BR"/>
+        </w:rPr>
+        <w:lastRenderedPageBreak/>
         <w:t>6. Regras de negócio, lógica de limpeza de dados e definições algorítmicas</w:t>
       </w:r>
     </w:p>
@@ -14718,19 +15127,13 @@
     </w:p>
     <w:p>
       <w:pPr>
-        <w:keepNext/>
-        <w:spacing w:before="240" w:after="60"/>
+        <w:pStyle w:val="Heading2"/>
         <w:rPr>
           <w:lang w:val="pt-BR"/>
         </w:rPr>
       </w:pPr>
       <w:r>
         <w:rPr>
-          <w:b/>
-          <w:bCs/>
-          <w:color w:val="2E6B9E"/>
-          <w:sz w:val="23"/>
-          <w:szCs w:val="23"/>
           <w:lang w:val="pt-BR"/>
         </w:rPr>
         <w:t>6.1 Tratamento dos status dos pedidos e dos pedidos cancelados</w:t>
@@ -14945,7 +15348,24 @@
         <w:t xml:space="preserve"> </w:t>
       </w:r>
       <w:r>
-        <w:t xml:space="preserve">'cancelled'. </w:t>
+        <w:rPr>
+          <w:lang w:val="pt-BR"/>
+        </w:rPr>
+        <w:t>'</w:t>
+      </w:r>
+      <w:proofErr w:type="spellStart"/>
+      <w:r>
+        <w:rPr>
+          <w:lang w:val="pt-BR"/>
+        </w:rPr>
+        <w:t>cancelled</w:t>
+      </w:r>
+      <w:proofErr w:type="spellEnd"/>
+      <w:r>
+        <w:rPr>
+          <w:lang w:val="pt-BR"/>
+        </w:rPr>
+        <w:t xml:space="preserve">'. </w:t>
       </w:r>
       <w:r>
         <w:rPr>
@@ -15007,32 +15427,20 @@
     </w:p>
     <w:p>
       <w:pPr>
-        <w:keepNext/>
-        <w:spacing w:before="240" w:after="60"/>
+        <w:pStyle w:val="Heading2"/>
         <w:rPr>
           <w:lang w:val="pt-BR"/>
         </w:rPr>
       </w:pPr>
       <w:r>
         <w:rPr>
-          <w:b/>
-          <w:bCs/>
-          <w:color w:val="2E6B9E"/>
-          <w:sz w:val="23"/>
-          <w:szCs w:val="23"/>
-          <w:lang w:val="pt-BR"/>
-        </w:rPr>
-        <w:lastRenderedPageBreak/>
+          <w:lang w:val="pt-BR"/>
+        </w:rPr>
         <w:t xml:space="preserve">6.2 Governança dos </w:t>
       </w:r>
       <w:proofErr w:type="spellStart"/>
       <w:r>
         <w:rPr>
-          <w:b/>
-          <w:bCs/>
-          <w:color w:val="2E6B9E"/>
-          <w:sz w:val="23"/>
-          <w:szCs w:val="23"/>
           <w:lang w:val="pt-BR"/>
         </w:rPr>
         <w:t>SKUs</w:t>
@@ -15040,11 +15448,6 @@
       <w:proofErr w:type="spellEnd"/>
       <w:r>
         <w:rPr>
-          <w:b/>
-          <w:bCs/>
-          <w:color w:val="2E6B9E"/>
-          <w:sz w:val="23"/>
-          <w:szCs w:val="23"/>
           <w:lang w:val="pt-BR"/>
         </w:rPr>
         <w:t xml:space="preserve"> descontinuados</w:t>
@@ -15194,19 +15597,13 @@
     </w:p>
     <w:p>
       <w:pPr>
-        <w:keepNext/>
-        <w:spacing w:before="240" w:after="60"/>
+        <w:pStyle w:val="Heading2"/>
         <w:rPr>
           <w:lang w:val="pt-BR"/>
         </w:rPr>
       </w:pPr>
       <w:r>
         <w:rPr>
-          <w:b/>
-          <w:bCs/>
-          <w:color w:val="2E6B9E"/>
-          <w:sz w:val="23"/>
-          <w:szCs w:val="23"/>
           <w:lang w:val="pt-BR"/>
         </w:rPr>
         <w:t>6.3 Algoritmo de prioridade de reposição em múltiplos níveis</w:t>
@@ -15230,6 +15627,8 @@
       <w:pPr>
         <w:spacing w:after="80"/>
         <w:rPr>
+          <w:sz w:val="16"/>
+          <w:szCs w:val="18"/>
           <w:lang w:val="pt-BR"/>
         </w:rPr>
       </w:pPr>
@@ -15237,6 +15636,8 @@
         <w:rPr>
           <w:i/>
           <w:iCs/>
+          <w:sz w:val="16"/>
+          <w:szCs w:val="18"/>
           <w:lang w:val="pt-BR"/>
         </w:rPr>
         <w:t>Prioridade</w:t>
@@ -15244,6 +15645,8 @@
       <w:r>
         <w:rPr>
           <w:i/>
+          <w:sz w:val="16"/>
+          <w:szCs w:val="18"/>
           <w:lang w:val="pt-BR"/>
         </w:rPr>
         <w:t xml:space="preserve"> = CASE</w:t>
@@ -15251,6 +15654,8 @@
       <w:r>
         <w:rPr>
           <w:i/>
+          <w:sz w:val="16"/>
+          <w:szCs w:val="18"/>
           <w:lang w:val="pt-BR"/>
         </w:rPr>
         <w:br/>
@@ -15260,6 +15665,8 @@
       <w:r>
         <w:rPr>
           <w:i/>
+          <w:sz w:val="16"/>
+          <w:szCs w:val="18"/>
           <w:lang w:val="pt-BR"/>
         </w:rPr>
         <w:t>discontinued</w:t>
@@ -15268,6 +15675,8 @@
       <w:r>
         <w:rPr>
           <w:i/>
+          <w:sz w:val="16"/>
+          <w:szCs w:val="18"/>
           <w:lang w:val="pt-BR"/>
         </w:rPr>
         <w:t xml:space="preserve"> = 1 THEN 'P4: </w:t>
@@ -15276,6 +15685,8 @@
         <w:rPr>
           <w:i/>
           <w:iCs/>
+          <w:sz w:val="16"/>
+          <w:szCs w:val="18"/>
           <w:lang w:val="pt-BR"/>
         </w:rPr>
         <w:t>Descontinuado (Não repor</w:t>
@@ -15283,6 +15694,8 @@
       <w:r>
         <w:rPr>
           <w:i/>
+          <w:sz w:val="16"/>
+          <w:szCs w:val="18"/>
           <w:lang w:val="pt-BR"/>
         </w:rPr>
         <w:t>)'</w:t>
@@ -15290,6 +15703,8 @@
       <w:r>
         <w:rPr>
           <w:i/>
+          <w:sz w:val="16"/>
+          <w:szCs w:val="18"/>
           <w:lang w:val="pt-BR"/>
         </w:rPr>
         <w:br/>
@@ -15299,6 +15714,8 @@
       <w:r>
         <w:rPr>
           <w:i/>
+          <w:sz w:val="16"/>
+          <w:szCs w:val="18"/>
           <w:lang w:val="pt-BR"/>
         </w:rPr>
         <w:t>quantity_on_hand</w:t>
@@ -15307,6 +15724,8 @@
       <w:r>
         <w:rPr>
           <w:i/>
+          <w:sz w:val="16"/>
+          <w:szCs w:val="18"/>
           <w:lang w:val="pt-BR"/>
         </w:rPr>
         <w:t xml:space="preserve"> = 0 THEN 'P1: </w:t>
@@ -15315,6 +15734,8 @@
         <w:rPr>
           <w:i/>
           <w:iCs/>
+          <w:sz w:val="16"/>
+          <w:szCs w:val="18"/>
           <w:lang w:val="pt-BR"/>
         </w:rPr>
         <w:t>Ruptura crítica (Pedido de compra imediato</w:t>
@@ -15322,6 +15743,8 @@
       <w:r>
         <w:rPr>
           <w:i/>
+          <w:sz w:val="16"/>
+          <w:szCs w:val="18"/>
           <w:lang w:val="pt-BR"/>
         </w:rPr>
         <w:t>)'</w:t>
@@ -15329,6 +15752,8 @@
       <w:r>
         <w:rPr>
           <w:i/>
+          <w:sz w:val="16"/>
+          <w:szCs w:val="18"/>
           <w:lang w:val="pt-BR"/>
         </w:rPr>
         <w:br/>
@@ -15338,6 +15763,8 @@
       <w:r>
         <w:rPr>
           <w:i/>
+          <w:sz w:val="16"/>
+          <w:szCs w:val="18"/>
           <w:lang w:val="pt-BR"/>
         </w:rPr>
         <w:t>quantity_on_hand</w:t>
@@ -15346,6 +15773,8 @@
       <w:r>
         <w:rPr>
           <w:i/>
+          <w:sz w:val="16"/>
+          <w:szCs w:val="18"/>
           <w:lang w:val="pt-BR"/>
         </w:rPr>
         <w:t xml:space="preserve"> &lt; </w:t>
@@ -15354,6 +15783,8 @@
       <w:r>
         <w:rPr>
           <w:i/>
+          <w:sz w:val="16"/>
+          <w:szCs w:val="18"/>
           <w:lang w:val="pt-BR"/>
         </w:rPr>
         <w:t>reorder_level</w:t>
@@ -15362,6 +15793,8 @@
       <w:r>
         <w:rPr>
           <w:i/>
+          <w:sz w:val="16"/>
+          <w:szCs w:val="18"/>
           <w:lang w:val="pt-BR"/>
         </w:rPr>
         <w:t xml:space="preserve"> AND </w:t>
@@ -15370,6 +15803,8 @@
       <w:r>
         <w:rPr>
           <w:i/>
+          <w:sz w:val="16"/>
+          <w:szCs w:val="18"/>
           <w:lang w:val="pt-BR"/>
         </w:rPr>
         <w:t>total_sold_units</w:t>
@@ -15378,6 +15813,8 @@
       <w:r>
         <w:rPr>
           <w:i/>
+          <w:sz w:val="16"/>
+          <w:szCs w:val="18"/>
           <w:lang w:val="pt-BR"/>
         </w:rPr>
         <w:t xml:space="preserve"> &gt;= 4 THEN 'P1: </w:t>
@@ -15386,6 +15823,8 @@
         <w:rPr>
           <w:i/>
           <w:iCs/>
+          <w:sz w:val="16"/>
+          <w:szCs w:val="18"/>
           <w:lang w:val="pt-BR"/>
         </w:rPr>
         <w:t>Item mais vendido em risco (Pedido de compra imediato</w:t>
@@ -15393,6 +15832,8 @@
       <w:r>
         <w:rPr>
           <w:i/>
+          <w:sz w:val="16"/>
+          <w:szCs w:val="18"/>
           <w:lang w:val="pt-BR"/>
         </w:rPr>
         <w:t>)'</w:t>
@@ -15400,6 +15841,8 @@
       <w:r>
         <w:rPr>
           <w:i/>
+          <w:sz w:val="16"/>
+          <w:szCs w:val="18"/>
           <w:lang w:val="pt-BR"/>
         </w:rPr>
         <w:br/>
@@ -15409,6 +15852,8 @@
       <w:r>
         <w:rPr>
           <w:i/>
+          <w:sz w:val="16"/>
+          <w:szCs w:val="18"/>
           <w:lang w:val="pt-BR"/>
         </w:rPr>
         <w:t>quantity_on_hand</w:t>
@@ -15417,6 +15862,8 @@
       <w:r>
         <w:rPr>
           <w:i/>
+          <w:sz w:val="16"/>
+          <w:szCs w:val="18"/>
           <w:lang w:val="pt-BR"/>
         </w:rPr>
         <w:t xml:space="preserve"> &lt; </w:t>
@@ -15425,6 +15872,8 @@
       <w:r>
         <w:rPr>
           <w:i/>
+          <w:sz w:val="16"/>
+          <w:szCs w:val="18"/>
           <w:lang w:val="pt-BR"/>
         </w:rPr>
         <w:t>reorder_level</w:t>
@@ -15433,6 +15882,8 @@
       <w:r>
         <w:rPr>
           <w:i/>
+          <w:sz w:val="16"/>
+          <w:szCs w:val="18"/>
           <w:lang w:val="pt-BR"/>
         </w:rPr>
         <w:t xml:space="preserve"> THEN 'P2: </w:t>
@@ -15441,6 +15892,8 @@
         <w:rPr>
           <w:i/>
           <w:iCs/>
+          <w:sz w:val="16"/>
+          <w:szCs w:val="18"/>
           <w:lang w:val="pt-BR"/>
         </w:rPr>
         <w:t>Reposição necessária (Pedido de compra padrão</w:t>
@@ -15448,6 +15901,8 @@
       <w:r>
         <w:rPr>
           <w:i/>
+          <w:sz w:val="16"/>
+          <w:szCs w:val="18"/>
           <w:lang w:val="pt-BR"/>
         </w:rPr>
         <w:t>)'</w:t>
@@ -15455,45 +15910,49 @@
       <w:r>
         <w:rPr>
           <w:i/>
+          <w:sz w:val="16"/>
+          <w:szCs w:val="18"/>
           <w:lang w:val="pt-BR"/>
         </w:rPr>
         <w:br/>
-      </w:r>
+        <w:t xml:space="preserve">  WHEN </w:t>
+      </w:r>
+      <w:proofErr w:type="spellStart"/>
       <w:r>
         <w:rPr>
           <w:i/>
-          <w:lang w:val="pt-BR"/>
-        </w:rPr>
-        <w:t xml:space="preserve">  WHEN </w:t>
+          <w:sz w:val="16"/>
+          <w:szCs w:val="18"/>
+          <w:lang w:val="pt-BR"/>
+        </w:rPr>
+        <w:t>quantity_on_hand</w:t>
+      </w:r>
+      <w:proofErr w:type="spellEnd"/>
+      <w:r>
+        <w:rPr>
+          <w:i/>
+          <w:sz w:val="16"/>
+          <w:szCs w:val="18"/>
+          <w:lang w:val="pt-BR"/>
+        </w:rPr>
+        <w:t xml:space="preserve"> &lt; (</w:t>
       </w:r>
       <w:proofErr w:type="spellStart"/>
       <w:r>
         <w:rPr>
           <w:i/>
-          <w:lang w:val="pt-BR"/>
-        </w:rPr>
-        <w:t>quantity_on_hand</w:t>
+          <w:sz w:val="16"/>
+          <w:szCs w:val="18"/>
+          <w:lang w:val="pt-BR"/>
+        </w:rPr>
+        <w:t>reorder_level</w:t>
       </w:r>
       <w:proofErr w:type="spellEnd"/>
       <w:r>
         <w:rPr>
           <w:i/>
-          <w:lang w:val="pt-BR"/>
-        </w:rPr>
-        <w:t xml:space="preserve"> &lt; (</w:t>
-      </w:r>
-      <w:proofErr w:type="spellStart"/>
-      <w:r>
-        <w:rPr>
-          <w:i/>
-          <w:lang w:val="pt-BR"/>
-        </w:rPr>
-        <w:t>reorder_level</w:t>
-      </w:r>
-      <w:proofErr w:type="spellEnd"/>
-      <w:r>
-        <w:rPr>
-          <w:i/>
+          <w:sz w:val="16"/>
+          <w:szCs w:val="18"/>
           <w:lang w:val="pt-BR"/>
         </w:rPr>
         <w:t xml:space="preserve"> * 1.5) THEN 'P3: </w:t>
@@ -15502,6 +15961,8 @@
         <w:rPr>
           <w:i/>
           <w:iCs/>
+          <w:sz w:val="16"/>
+          <w:szCs w:val="18"/>
           <w:lang w:val="pt-BR"/>
         </w:rPr>
         <w:t>Lista de monitoramento (Próximo do limite</w:t>
@@ -15509,6 +15970,8 @@
       <w:r>
         <w:rPr>
           <w:i/>
+          <w:sz w:val="16"/>
+          <w:szCs w:val="18"/>
           <w:lang w:val="pt-BR"/>
         </w:rPr>
         <w:t>)'</w:t>
@@ -15516,6 +15979,8 @@
       <w:r>
         <w:rPr>
           <w:i/>
+          <w:sz w:val="16"/>
+          <w:szCs w:val="18"/>
           <w:lang w:val="pt-BR"/>
         </w:rPr>
         <w:br/>
@@ -15525,6 +15990,8 @@
         <w:rPr>
           <w:i/>
           <w:iCs/>
+          <w:sz w:val="16"/>
+          <w:szCs w:val="18"/>
           <w:lang w:val="pt-BR"/>
         </w:rPr>
         <w:t>Estoque saudável'</w:t>
@@ -15532,6 +15999,8 @@
       <w:r>
         <w:rPr>
           <w:i/>
+          <w:sz w:val="16"/>
+          <w:szCs w:val="18"/>
           <w:lang w:val="pt-BR"/>
         </w:rPr>
         <w:br/>
@@ -15540,19 +16009,13 @@
     </w:p>
     <w:p>
       <w:pPr>
-        <w:keepNext/>
-        <w:spacing w:before="240" w:after="60"/>
+        <w:pStyle w:val="Heading2"/>
         <w:rPr>
           <w:lang w:val="pt-BR"/>
         </w:rPr>
       </w:pPr>
       <w:r>
         <w:rPr>
-          <w:b/>
-          <w:bCs/>
-          <w:color w:val="2E6B9E"/>
-          <w:sz w:val="23"/>
-          <w:szCs w:val="23"/>
           <w:lang w:val="pt-BR"/>
         </w:rPr>
         <w:t>6.4 Mecanismo de cálculo da quantidade dos pedidos de reposição</w:t>
@@ -15701,21 +16164,29 @@
     </w:p>
     <w:p>
       <w:pPr>
-        <w:keepNext/>
-        <w:spacing w:before="320" w:after="100"/>
         <w:rPr>
           <w:lang w:val="pt-BR"/>
         </w:rPr>
       </w:pPr>
       <w:r>
         <w:rPr>
-          <w:b/>
-          <w:bCs/>
-          <w:color w:val="1B365D"/>
-          <w:sz w:val="28"/>
-          <w:szCs w:val="28"/>
-          <w:lang w:val="pt-BR"/>
-        </w:rPr>
+          <w:lang w:val="pt-BR"/>
+        </w:rPr>
+        <w:br w:type="page"/>
+      </w:r>
+    </w:p>
+    <w:p>
+      <w:pPr>
+        <w:pStyle w:val="Heading1"/>
+        <w:rPr>
+          <w:lang w:val="pt-BR"/>
+        </w:rPr>
+      </w:pPr>
+      <w:r>
+        <w:rPr>
+          <w:lang w:val="pt-BR"/>
+        </w:rPr>
+        <w:lastRenderedPageBreak/>
         <w:t>7. Limitações do banco de dados, riscos operacionais e medidas de mitigação</w:t>
       </w:r>
     </w:p>
@@ -16195,7 +16666,6 @@
                 <w:szCs w:val="16"/>
                 <w:lang w:val="pt-BR"/>
               </w:rPr>
-              <w:lastRenderedPageBreak/>
               <w:t>Baixo volume de transações (24 pedidos)</w:t>
             </w:r>
           </w:p>
@@ -16575,21 +17045,29 @@
     </w:p>
     <w:p>
       <w:pPr>
-        <w:keepNext/>
-        <w:spacing w:before="320" w:after="100"/>
         <w:rPr>
           <w:lang w:val="pt-BR"/>
         </w:rPr>
       </w:pPr>
       <w:r>
         <w:rPr>
-          <w:b/>
-          <w:bCs/>
-          <w:color w:val="1B365D"/>
-          <w:sz w:val="28"/>
-          <w:szCs w:val="28"/>
-          <w:lang w:val="pt-BR"/>
-        </w:rPr>
+          <w:lang w:val="pt-BR"/>
+        </w:rPr>
+        <w:br w:type="page"/>
+      </w:r>
+    </w:p>
+    <w:p>
+      <w:pPr>
+        <w:pStyle w:val="Heading1"/>
+        <w:rPr>
+          <w:lang w:val="pt-BR"/>
+        </w:rPr>
+      </w:pPr>
+      <w:r>
+        <w:rPr>
+          <w:lang w:val="pt-BR"/>
+        </w:rPr>
+        <w:lastRenderedPageBreak/>
         <w:t>8. Arquitetura técnica, seleção de ferramentas e modelo semântico SQL</w:t>
       </w:r>
     </w:p>
@@ -16623,19 +17101,13 @@
     </w:p>
     <w:p>
       <w:pPr>
-        <w:keepNext/>
-        <w:spacing w:before="240" w:after="60"/>
+        <w:pStyle w:val="Heading2"/>
         <w:rPr>
           <w:lang w:val="pt-BR"/>
         </w:rPr>
       </w:pPr>
       <w:r>
         <w:rPr>
-          <w:b/>
-          <w:bCs/>
-          <w:color w:val="2E6B9E"/>
-          <w:sz w:val="23"/>
-          <w:szCs w:val="23"/>
           <w:lang w:val="pt-BR"/>
         </w:rPr>
         <w:t>8.1 Avaliação das plataformas de BI para a interface de apresentação</w:t>
@@ -16782,19 +17254,13 @@
     </w:p>
     <w:p>
       <w:pPr>
-        <w:keepNext/>
-        <w:spacing w:before="240" w:after="60"/>
+        <w:pStyle w:val="Heading2"/>
         <w:rPr>
           <w:lang w:val="pt-BR"/>
         </w:rPr>
       </w:pPr>
       <w:r>
         <w:rPr>
-          <w:b/>
-          <w:bCs/>
-          <w:color w:val="2E6B9E"/>
-          <w:sz w:val="23"/>
-          <w:szCs w:val="23"/>
           <w:lang w:val="pt-BR"/>
         </w:rPr>
         <w:t>8.2 Visões semânticas SQL para produção</w:t>
@@ -17064,13 +17530,6 @@
           <w:sz w:val="15"/>
         </w:rPr>
         <w:br/>
-      </w:r>
-      <w:r>
-        <w:rPr>
-          <w:rFonts w:ascii="Consolas" w:hAnsi="Consolas"/>
-          <w:color w:val="1B365D"/>
-          <w:sz w:val="15"/>
-        </w:rPr>
         <w:t xml:space="preserve">    SUM(CASE WHEN discontinued = 0 AND </w:t>
       </w:r>
       <w:proofErr w:type="spellStart"/>
@@ -17287,13 +17746,6 @@
           <w:sz w:val="15"/>
         </w:rPr>
         <w:br/>
-      </w:r>
-      <w:r>
-        <w:rPr>
-          <w:rFonts w:ascii="Consolas" w:hAnsi="Consolas"/>
-          <w:color w:val="1B365D"/>
-          <w:sz w:val="15"/>
-        </w:rPr>
         <w:t xml:space="preserve">    ROUND(SUM(CASE WHEN discontinued = 0 THEN </w:t>
       </w:r>
       <w:proofErr w:type="spellStart"/>
@@ -17335,6 +17787,13 @@
       </w:r>
     </w:p>
     <w:p>
+      <w:pPr>
+        <w:rPr>
+          <w:rFonts w:ascii="Consolas" w:hAnsi="Consolas"/>
+          <w:color w:val="1B365D"/>
+          <w:sz w:val="15"/>
+        </w:rPr>
+      </w:pPr>
       <w:r>
         <w:rPr>
           <w:rFonts w:ascii="Consolas" w:hAnsi="Consolas"/>
@@ -17638,14 +18097,6 @@
           <w:sz w:val="15"/>
         </w:rPr>
         <w:br/>
-      </w:r>
-      <w:r>
-        <w:rPr>
-          <w:rFonts w:ascii="Consolas" w:hAnsi="Consolas"/>
-          <w:color w:val="1B365D"/>
-          <w:sz w:val="15"/>
-        </w:rPr>
-        <w:lastRenderedPageBreak/>
         <w:t xml:space="preserve">    JOIN orders o ON </w:t>
       </w:r>
       <w:proofErr w:type="spellStart"/>
@@ -17774,13 +18225,6 @@
           <w:sz w:val="15"/>
         </w:rPr>
         <w:br/>
-      </w:r>
-      <w:r>
-        <w:rPr>
-          <w:rFonts w:ascii="Consolas" w:hAnsi="Consolas"/>
-          <w:color w:val="1B365D"/>
-          <w:sz w:val="15"/>
-        </w:rPr>
         <w:t xml:space="preserve">    </w:t>
       </w:r>
       <w:proofErr w:type="spellStart"/>
@@ -18339,13 +18783,6 @@
           <w:sz w:val="15"/>
         </w:rPr>
         <w:br/>
-      </w:r>
-      <w:r>
-        <w:rPr>
-          <w:rFonts w:ascii="Consolas" w:hAnsi="Consolas"/>
-          <w:color w:val="1B365D"/>
-          <w:sz w:val="15"/>
-        </w:rPr>
         <w:t xml:space="preserve">        WHEN </w:t>
       </w:r>
       <w:proofErr w:type="spellStart"/>
@@ -18395,6 +18832,14 @@
           <w:sz w:val="15"/>
         </w:rPr>
         <w:br/>
+      </w:r>
+      <w:r>
+        <w:rPr>
+          <w:rFonts w:ascii="Consolas" w:hAnsi="Consolas"/>
+          <w:color w:val="1B365D"/>
+          <w:sz w:val="15"/>
+        </w:rPr>
+        <w:lastRenderedPageBreak/>
         <w:t xml:space="preserve">        WHEN </w:t>
       </w:r>
       <w:proofErr w:type="spellStart"/>
@@ -19002,23 +19447,24 @@
         <w:t xml:space="preserve"> ASC;</w:t>
       </w:r>
     </w:p>
+    <w:p/>
+    <w:p>
+      <w:r>
+        <w:br w:type="page"/>
+      </w:r>
+    </w:p>
     <w:p>
       <w:pPr>
-        <w:keepNext/>
-        <w:spacing w:before="320" w:after="100"/>
+        <w:pStyle w:val="Heading1"/>
         <w:rPr>
           <w:lang w:val="pt-BR"/>
         </w:rPr>
       </w:pPr>
       <w:r>
         <w:rPr>
-          <w:b/>
-          <w:bCs/>
-          <w:color w:val="1B365D"/>
-          <w:sz w:val="28"/>
-          <w:szCs w:val="28"/>
-          <w:lang w:val="pt-BR"/>
-        </w:rPr>
+          <w:lang w:val="pt-BR"/>
+        </w:rPr>
+        <w:lastRenderedPageBreak/>
         <w:t>9. Plano de implementação operacional e lista de verificação para aprovação</w:t>
       </w:r>
     </w:p>
@@ -19622,22 +20068,15 @@
     </w:p>
     <w:p>
       <w:pPr>
-        <w:keepNext/>
-        <w:spacing w:before="240" w:after="60"/>
+        <w:pStyle w:val="Heading2"/>
         <w:rPr>
           <w:lang w:val="pt-BR"/>
         </w:rPr>
       </w:pPr>
       <w:r>
         <w:rPr>
-          <w:b/>
-          <w:bCs/>
-          <w:color w:val="2E6B9E"/>
-          <w:sz w:val="23"/>
-          <w:szCs w:val="23"/>
-          <w:lang w:val="pt-BR"/>
-        </w:rPr>
-        <w:lastRenderedPageBreak/>
+          <w:lang w:val="pt-BR"/>
+        </w:rPr>
         <w:t>9.1 Lista de verificação para aprovação do apoio à decisão operacional</w:t>
       </w:r>
     </w:p>
@@ -20044,7 +20483,7 @@
   <w:abstractNum w:abstractNumId="8" w15:restartNumberingAfterBreak="0">
     <w:nsid w:val="FFFFFF89"/>
     <w:multiLevelType w:val="singleLevel"/>
-    <w:tmpl w:val="29761A62"/>
+    <w:tmpl w:val="9AA66272"/>
     <w:lvl w:ilvl="0">
       <w:start w:val="1"/>
       <w:numFmt w:val="bullet"/>
@@ -20495,7 +20934,7 @@
     <w:link w:val="Heading1Char"/>
     <w:uiPriority w:val="9"/>
     <w:qFormat/>
-    <w:rsid w:val="00FC693F"/>
+    <w:rsid w:val="006F5053"/>
     <w:pPr>
       <w:keepNext/>
       <w:keepLines/>
@@ -20519,11 +20958,11 @@
     <w:uiPriority w:val="9"/>
     <w:unhideWhenUsed/>
     <w:qFormat/>
-    <w:rsid w:val="00FC693F"/>
+    <w:rsid w:val="006F5053"/>
     <w:pPr>
       <w:keepNext/>
       <w:keepLines/>
-      <w:spacing w:before="200" w:after="0"/>
+      <w:spacing w:before="240" w:after="0"/>
       <w:outlineLvl w:val="1"/>
     </w:pPr>
     <w:rPr>
@@ -20782,7 +21221,7 @@
     <w:basedOn w:val="DefaultParagraphFont"/>
     <w:link w:val="Heading1"/>
     <w:uiPriority w:val="9"/>
-    <w:rsid w:val="00FC693F"/>
+    <w:rsid w:val="006F5053"/>
     <w:rPr>
       <w:rFonts w:asciiTheme="majorHAnsi" w:eastAsiaTheme="majorEastAsia" w:hAnsiTheme="majorHAnsi" w:cstheme="majorBidi"/>
       <w:b/>
@@ -20797,7 +21236,7 @@
     <w:basedOn w:val="DefaultParagraphFont"/>
     <w:link w:val="Heading2"/>
     <w:uiPriority w:val="9"/>
-    <w:rsid w:val="00FC693F"/>
+    <w:rsid w:val="006F5053"/>
     <w:rPr>
       <w:rFonts w:asciiTheme="majorHAnsi" w:eastAsiaTheme="majorEastAsia" w:hAnsiTheme="majorHAnsi" w:cstheme="majorBidi"/>
       <w:b/>
@@ -31477,6 +31916,21 @@
       </w:tcPr>
     </w:tblStylePr>
   </w:style>
+  <w:style w:type="paragraph" w:styleId="Revision">
+    <w:name w:val="Revision"/>
+    <w:hidden/>
+    <w:uiPriority w:val="99"/>
+    <w:semiHidden/>
+    <w:rsid w:val="006F5053"/>
+    <w:pPr>
+      <w:spacing w:after="0" w:line="240" w:lineRule="auto"/>
+    </w:pPr>
+    <w:rPr>
+      <w:rFonts w:ascii="Calibri" w:hAnsi="Calibri"/>
+      <w:color w:val="2C3E50"/>
+      <w:sz w:val="19"/>
+    </w:rPr>
+  </w:style>
 </w:styles>
 </file>
 
